--- a/Лаба1(2)/ОтчётLab2прог.docx
+++ b/Лаба1(2)/ОтчётLab2прог.docx
@@ -10,6 +10,8 @@
           <w:lang w:val="ru-RU"/>
         </w:rPr>
       </w:pPr>
+      <w:bookmarkStart w:id="0" w:name="_Hlk243510203"/>
+      <w:bookmarkEnd w:id="0"/>
       <w:r>
         <w:rPr>
           <w:lang w:val="ru-RU"/>
@@ -67,7 +69,7 @@
         <w:rPr>
           <w:lang w:val="ru-RU"/>
         </w:rPr>
-        <w:t>1</w:t>
+        <w:t>2</w:t>
       </w:r>
     </w:p>
     <w:p>
@@ -103,13 +105,7 @@
         <w:rPr>
           <w:lang w:val="ru-RU"/>
         </w:rPr>
-        <w:t>558</w:t>
-      </w:r>
-      <w:r>
-        <w:rPr>
-          <w:lang w:val="ru-RU"/>
-        </w:rPr>
-        <w:t>683</w:t>
+        <w:t>887</w:t>
       </w:r>
     </w:p>
     <w:p>
@@ -219,20 +215,20 @@
         </w:rPr>
         <w:t xml:space="preserve">: </w:t>
       </w:r>
+      <w:r>
+        <w:rPr>
+          <w:lang w:val="ru-RU"/>
+        </w:rPr>
+        <w:t xml:space="preserve">Айша </w:t>
+      </w:r>
       <w:proofErr w:type="spellStart"/>
       <w:r>
         <w:rPr>
           <w:lang w:val="ru-RU"/>
         </w:rPr>
-        <w:t>Райла</w:t>
+        <w:t>Шамырадова</w:t>
       </w:r>
       <w:proofErr w:type="spellEnd"/>
-      <w:r>
-        <w:rPr>
-          <w:lang w:val="ru-RU"/>
-        </w:rPr>
-        <w:t xml:space="preserve"> Мартин</w:t>
-      </w:r>
       <w:r>
         <w:rPr>
           <w:lang w:val="ru-RU"/>
@@ -286,7 +282,7 @@
           <w:lang w:val="ru-RU"/>
         </w:rPr>
       </w:pPr>
-      <w:bookmarkStart w:id="0" w:name="_Toc240458953"/>
+      <w:bookmarkStart w:id="1" w:name="_Toc240458953"/>
       <w:r>
         <w:rPr>
           <w:b/>
@@ -298,11 +294,413 @@
         <w:lastRenderedPageBreak/>
         <w:t>Задание</w:t>
       </w:r>
-      <w:bookmarkEnd w:id="0"/>
+      <w:bookmarkEnd w:id="1"/>
     </w:p>
     <w:p>
       <w:pPr>
         <w:ind w:firstLine="0"/>
+        <w:rPr>
+          <w:szCs w:val="24"/>
+          <w:lang w:val="ru-RU"/>
+        </w:rPr>
+      </w:pPr>
+      <w:r>
+        <w:rPr>
+          <w:szCs w:val="24"/>
+          <w:lang w:val="ru-RU"/>
+        </w:rPr>
+        <w:t>На основе базового класса </w:t>
+      </w:r>
+      <w:proofErr w:type="spellStart"/>
+      <w:r>
+        <w:rPr>
+          <w:szCs w:val="24"/>
+          <w:lang w:val="ru-RU"/>
+        </w:rPr>
+        <w:t>Pokemon</w:t>
+      </w:r>
+      <w:proofErr w:type="spellEnd"/>
+      <w:r>
+        <w:rPr>
+          <w:szCs w:val="24"/>
+          <w:lang w:val="ru-RU"/>
+        </w:rPr>
+        <w:t> написать свои классы для заданных видов покемонов. Каждый вид покемона должен иметь один или два типа и стандартные базовые характеристики:</w:t>
+      </w:r>
+    </w:p>
+    <w:p>
+      <w:pPr>
+        <w:ind w:firstLine="0"/>
+        <w:rPr>
+          <w:szCs w:val="24"/>
+          <w:lang w:val="ru-RU"/>
+        </w:rPr>
+      </w:pPr>
+      <w:r>
+        <w:rPr>
+          <w:szCs w:val="24"/>
+          <w:lang w:val="ru-RU"/>
+        </w:rPr>
+        <w:t>- очки здоровья (HP)</w:t>
+      </w:r>
+    </w:p>
+    <w:p>
+      <w:pPr>
+        <w:ind w:firstLine="0"/>
+        <w:rPr>
+          <w:szCs w:val="24"/>
+          <w:lang w:val="ru-RU"/>
+        </w:rPr>
+      </w:pPr>
+      <w:r>
+        <w:rPr>
+          <w:szCs w:val="24"/>
+          <w:lang w:val="ru-RU"/>
+        </w:rPr>
+        <w:t>- атака (</w:t>
+      </w:r>
+      <w:proofErr w:type="spellStart"/>
+      <w:r>
+        <w:rPr>
+          <w:szCs w:val="24"/>
+          <w:lang w:val="ru-RU"/>
+        </w:rPr>
+        <w:t>attack</w:t>
+      </w:r>
+      <w:proofErr w:type="spellEnd"/>
+      <w:r>
+        <w:rPr>
+          <w:szCs w:val="24"/>
+          <w:lang w:val="ru-RU"/>
+        </w:rPr>
+        <w:t>)</w:t>
+      </w:r>
+    </w:p>
+    <w:p>
+      <w:pPr>
+        <w:ind w:firstLine="0"/>
+        <w:rPr>
+          <w:szCs w:val="24"/>
+          <w:lang w:val="ru-RU"/>
+        </w:rPr>
+      </w:pPr>
+      <w:r>
+        <w:rPr>
+          <w:szCs w:val="24"/>
+          <w:lang w:val="ru-RU"/>
+        </w:rPr>
+        <w:t>- защита (</w:t>
+      </w:r>
+      <w:proofErr w:type="spellStart"/>
+      <w:r>
+        <w:rPr>
+          <w:szCs w:val="24"/>
+          <w:lang w:val="ru-RU"/>
+        </w:rPr>
+        <w:t>defense</w:t>
+      </w:r>
+      <w:proofErr w:type="spellEnd"/>
+      <w:r>
+        <w:rPr>
+          <w:szCs w:val="24"/>
+          <w:lang w:val="ru-RU"/>
+        </w:rPr>
+        <w:t>)</w:t>
+      </w:r>
+    </w:p>
+    <w:p>
+      <w:pPr>
+        <w:ind w:firstLine="0"/>
+        <w:rPr>
+          <w:szCs w:val="24"/>
+          <w:lang w:val="ru-RU"/>
+        </w:rPr>
+      </w:pPr>
+      <w:r>
+        <w:rPr>
+          <w:szCs w:val="24"/>
+          <w:lang w:val="ru-RU"/>
+        </w:rPr>
+        <w:t>- специальная атака (</w:t>
+      </w:r>
+      <w:proofErr w:type="spellStart"/>
+      <w:r>
+        <w:rPr>
+          <w:szCs w:val="24"/>
+          <w:lang w:val="ru-RU"/>
+        </w:rPr>
+        <w:t>special</w:t>
+      </w:r>
+      <w:proofErr w:type="spellEnd"/>
+      <w:r>
+        <w:rPr>
+          <w:szCs w:val="24"/>
+          <w:lang w:val="ru-RU"/>
+        </w:rPr>
+        <w:t xml:space="preserve"> </w:t>
+      </w:r>
+      <w:proofErr w:type="spellStart"/>
+      <w:r>
+        <w:rPr>
+          <w:szCs w:val="24"/>
+          <w:lang w:val="ru-RU"/>
+        </w:rPr>
+        <w:t>attack</w:t>
+      </w:r>
+      <w:proofErr w:type="spellEnd"/>
+      <w:r>
+        <w:rPr>
+          <w:szCs w:val="24"/>
+          <w:lang w:val="ru-RU"/>
+        </w:rPr>
+        <w:t>)</w:t>
+      </w:r>
+    </w:p>
+    <w:p>
+      <w:pPr>
+        <w:ind w:firstLine="0"/>
+        <w:rPr>
+          <w:szCs w:val="24"/>
+          <w:lang w:val="ru-RU"/>
+        </w:rPr>
+      </w:pPr>
+      <w:r>
+        <w:rPr>
+          <w:szCs w:val="24"/>
+          <w:lang w:val="ru-RU"/>
+        </w:rPr>
+        <w:t>- специальная защита (</w:t>
+      </w:r>
+      <w:proofErr w:type="spellStart"/>
+      <w:r>
+        <w:rPr>
+          <w:szCs w:val="24"/>
+          <w:lang w:val="ru-RU"/>
+        </w:rPr>
+        <w:t>special</w:t>
+      </w:r>
+      <w:proofErr w:type="spellEnd"/>
+      <w:r>
+        <w:rPr>
+          <w:szCs w:val="24"/>
+          <w:lang w:val="ru-RU"/>
+        </w:rPr>
+        <w:t xml:space="preserve"> </w:t>
+      </w:r>
+      <w:proofErr w:type="spellStart"/>
+      <w:r>
+        <w:rPr>
+          <w:szCs w:val="24"/>
+          <w:lang w:val="ru-RU"/>
+        </w:rPr>
+        <w:t>defense</w:t>
+      </w:r>
+      <w:proofErr w:type="spellEnd"/>
+      <w:r>
+        <w:rPr>
+          <w:szCs w:val="24"/>
+          <w:lang w:val="ru-RU"/>
+        </w:rPr>
+        <w:t>)</w:t>
+      </w:r>
+    </w:p>
+    <w:p>
+      <w:pPr>
+        <w:ind w:firstLine="0"/>
+        <w:rPr>
+          <w:szCs w:val="24"/>
+          <w:lang w:val="ru-RU"/>
+        </w:rPr>
+      </w:pPr>
+      <w:r>
+        <w:rPr>
+          <w:szCs w:val="24"/>
+          <w:lang w:val="ru-RU"/>
+        </w:rPr>
+        <w:t>- скорость (</w:t>
+      </w:r>
+      <w:proofErr w:type="spellStart"/>
+      <w:r>
+        <w:rPr>
+          <w:szCs w:val="24"/>
+          <w:lang w:val="ru-RU"/>
+        </w:rPr>
+        <w:t>speed</w:t>
+      </w:r>
+      <w:proofErr w:type="spellEnd"/>
+      <w:r>
+        <w:rPr>
+          <w:szCs w:val="24"/>
+          <w:lang w:val="ru-RU"/>
+        </w:rPr>
+        <w:t>)</w:t>
+      </w:r>
+    </w:p>
+    <w:p>
+      <w:pPr>
+        <w:ind w:firstLine="0"/>
+        <w:rPr>
+          <w:szCs w:val="24"/>
+          <w:lang w:val="ru-RU"/>
+        </w:rPr>
+      </w:pPr>
+      <w:r>
+        <w:rPr>
+          <w:szCs w:val="24"/>
+          <w:lang w:val="ru-RU"/>
+        </w:rPr>
+        <w:t>Классы покемонов должны наследоваться в соответствии с цепочкой эволюции покемонов. На основе базовых классов </w:t>
+      </w:r>
+      <w:proofErr w:type="spellStart"/>
+      <w:r>
+        <w:rPr>
+          <w:szCs w:val="24"/>
+          <w:lang w:val="ru-RU"/>
+        </w:rPr>
+        <w:t>PhysicalMove</w:t>
+      </w:r>
+      <w:proofErr w:type="spellEnd"/>
+      <w:r>
+        <w:rPr>
+          <w:szCs w:val="24"/>
+          <w:lang w:val="ru-RU"/>
+        </w:rPr>
+        <w:t>, </w:t>
+      </w:r>
+      <w:proofErr w:type="spellStart"/>
+      <w:r>
+        <w:rPr>
+          <w:szCs w:val="24"/>
+          <w:lang w:val="ru-RU"/>
+        </w:rPr>
+        <w:t>SpecialMove</w:t>
+      </w:r>
+      <w:proofErr w:type="spellEnd"/>
+      <w:r>
+        <w:rPr>
+          <w:szCs w:val="24"/>
+          <w:lang w:val="ru-RU"/>
+        </w:rPr>
+        <w:t> и </w:t>
+      </w:r>
+      <w:proofErr w:type="spellStart"/>
+      <w:r>
+        <w:rPr>
+          <w:szCs w:val="24"/>
+          <w:lang w:val="ru-RU"/>
+        </w:rPr>
+        <w:t>StatusMove</w:t>
+      </w:r>
+      <w:proofErr w:type="spellEnd"/>
+      <w:r>
+        <w:rPr>
+          <w:szCs w:val="24"/>
+          <w:lang w:val="ru-RU"/>
+        </w:rPr>
+        <w:t> реализовать свои классы для заданных видов атак. Все разработанные классы, не имеющие наследников, должны быть реализованы таким образом, чтобы от них нельзя было наследоваться.</w:t>
+      </w:r>
+    </w:p>
+    <w:p>
+      <w:pPr>
+        <w:ind w:firstLine="0"/>
+        <w:rPr>
+          <w:szCs w:val="24"/>
+          <w:lang w:val="ru-RU"/>
+        </w:rPr>
+      </w:pPr>
+    </w:p>
+    <w:p>
+      <w:pPr>
+        <w:ind w:firstLine="0"/>
+        <w:rPr>
+          <w:szCs w:val="24"/>
+          <w:lang w:val="ru-RU"/>
+        </w:rPr>
+      </w:pPr>
+      <w:r>
+        <w:rPr>
+          <w:szCs w:val="24"/>
+          <w:lang w:val="ru-RU"/>
+        </w:rPr>
+        <w:t>Атака должна иметь стандартные тип, силу (</w:t>
+      </w:r>
+      <w:proofErr w:type="spellStart"/>
+      <w:r>
+        <w:rPr>
+          <w:szCs w:val="24"/>
+          <w:lang w:val="ru-RU"/>
+        </w:rPr>
+        <w:t>power</w:t>
+      </w:r>
+      <w:proofErr w:type="spellEnd"/>
+      <w:r>
+        <w:rPr>
+          <w:szCs w:val="24"/>
+          <w:lang w:val="ru-RU"/>
+        </w:rPr>
+        <w:t>) и точность (</w:t>
+      </w:r>
+      <w:proofErr w:type="spellStart"/>
+      <w:r>
+        <w:rPr>
+          <w:szCs w:val="24"/>
+          <w:lang w:val="ru-RU"/>
+        </w:rPr>
+        <w:t>accuracy</w:t>
+      </w:r>
+      <w:proofErr w:type="spellEnd"/>
+      <w:r>
+        <w:rPr>
+          <w:szCs w:val="24"/>
+          <w:lang w:val="ru-RU"/>
+        </w:rPr>
+        <w:t>). Должны быть реализованы стандартные эффекты атаки. Назначить каждому виду покемонов атаки в соответствии с вариантом. Уровень покемона выбирается минимально необходимым для всех реализованных атак.</w:t>
+      </w:r>
+    </w:p>
+    <w:p>
+      <w:pPr>
+        <w:ind w:firstLine="0"/>
+        <w:rPr>
+          <w:szCs w:val="24"/>
+          <w:lang w:val="ru-RU"/>
+        </w:rPr>
+      </w:pPr>
+    </w:p>
+    <w:p>
+      <w:pPr>
+        <w:ind w:firstLine="0"/>
+        <w:rPr>
+          <w:szCs w:val="24"/>
+          <w:lang w:val="ru-RU"/>
+        </w:rPr>
+      </w:pPr>
+      <w:r>
+        <w:rPr>
+          <w:szCs w:val="24"/>
+          <w:lang w:val="ru-RU"/>
+        </w:rPr>
+        <w:t>Используя класс симуляции боя </w:t>
+      </w:r>
+      <w:proofErr w:type="spellStart"/>
+      <w:r>
+        <w:rPr>
+          <w:szCs w:val="24"/>
+          <w:lang w:val="ru-RU"/>
+        </w:rPr>
+        <w:t>Battle</w:t>
+      </w:r>
+      <w:proofErr w:type="spellEnd"/>
+      <w:r>
+        <w:rPr>
+          <w:szCs w:val="24"/>
+          <w:lang w:val="ru-RU"/>
+        </w:rPr>
+        <w:t>, создать 2 команды покемонов (каждый покемон должен иметь имя) и запустить бой.</w:t>
+      </w:r>
+    </w:p>
+    <w:p>
+      <w:pPr>
+        <w:ind w:firstLine="0"/>
         <w:jc w:val="both"/>
         <w:rPr>
           <w:lang w:val="ru-RU"/>
@@ -313,11 +711,12 @@
           <w:noProof/>
           <w:lang w:val="ru-RU"/>
         </w:rPr>
+        <w:lastRenderedPageBreak/>
         <w:drawing>
-          <wp:inline distT="0" distB="0" distL="0" distR="0" wp14:anchorId="780D0619" wp14:editId="4BD2C0DC">
-            <wp:extent cx="5934075" cy="2247900"/>
-            <wp:effectExtent l="0" t="0" r="9525" b="0"/>
-            <wp:docPr id="1" name="Рисунок 1"/>
+          <wp:inline distT="0" distB="0" distL="0" distR="0" wp14:anchorId="1FBE6A28" wp14:editId="7303C120">
+            <wp:extent cx="5934075" cy="5324475"/>
+            <wp:effectExtent l="0" t="0" r="9525" b="9525"/>
+            <wp:docPr id="2" name="Рисунок 2"/>
             <wp:cNvGraphicFramePr>
               <a:graphicFrameLocks xmlns:a="http://schemas.openxmlformats.org/drawingml/2006/main" noChangeAspect="1"/>
             </wp:cNvGraphicFramePr>
@@ -346,7 +745,7 @@
                   <pic:spPr bwMode="auto">
                     <a:xfrm>
                       <a:off x="0" y="0"/>
-                      <a:ext cx="5934075" cy="2247900"/>
+                      <a:ext cx="5934075" cy="5324475"/>
                     </a:xfrm>
                     <a:prstGeom prst="rect">
                       <a:avLst/>
@@ -375,7 +774,11 @@
           <w:lang w:val="ru-RU"/>
         </w:rPr>
       </w:pPr>
-      <w:r>
+    </w:p>
+    <w:p>
+      <w:pPr>
+        <w:ind w:firstLine="0"/>
+        <w:jc w:val="both"/>
         <w:rPr>
           <w:b/>
           <w:bCs/>
@@ -383,1610 +786,8 @@
           <w:szCs w:val="36"/>
           <w:lang w:val="ru-RU"/>
         </w:rPr>
-        <w:t>Исходный код</w:t>
-      </w:r>
-    </w:p>
-    <w:p>
-      <w:pPr>
-        <w:ind w:firstLine="0"/>
-        <w:jc w:val="both"/>
-        <w:rPr>
-          <w:rFonts w:ascii="Consolas" w:hAnsi="Consolas"/>
-          <w:b/>
-          <w:bCs/>
-          <w:sz w:val="20"/>
-          <w:szCs w:val="20"/>
-        </w:rPr>
-      </w:pPr>
-      <w:r>
-        <w:rPr>
-          <w:rFonts w:ascii="Consolas" w:hAnsi="Consolas"/>
-          <w:b/>
-          <w:bCs/>
-          <w:sz w:val="20"/>
-          <w:szCs w:val="20"/>
-        </w:rPr>
-        <w:t>public class Laba0 {</w:t>
-      </w:r>
-    </w:p>
-    <w:p>
-      <w:pPr>
-        <w:ind w:firstLine="0"/>
-        <w:jc w:val="both"/>
-        <w:rPr>
-          <w:rFonts w:ascii="Consolas" w:hAnsi="Consolas"/>
-          <w:b/>
-          <w:bCs/>
-          <w:sz w:val="20"/>
-          <w:szCs w:val="20"/>
-        </w:rPr>
-      </w:pPr>
-      <w:r>
-        <w:rPr>
-          <w:rFonts w:ascii="Consolas" w:hAnsi="Consolas"/>
-          <w:b/>
-          <w:bCs/>
-          <w:sz w:val="20"/>
-          <w:szCs w:val="20"/>
-        </w:rPr>
-        <w:t xml:space="preserve">    public static double </w:t>
-      </w:r>
-      <w:proofErr w:type="spellStart"/>
-      <w:r>
-        <w:rPr>
-          <w:rFonts w:ascii="Consolas" w:hAnsi="Consolas"/>
-          <w:b/>
-          <w:bCs/>
-          <w:sz w:val="20"/>
-          <w:szCs w:val="20"/>
-        </w:rPr>
-        <w:t>getNum</w:t>
-      </w:r>
-      <w:proofErr w:type="spellEnd"/>
-      <w:r>
-        <w:rPr>
-          <w:rFonts w:ascii="Consolas" w:hAnsi="Consolas"/>
-          <w:b/>
-          <w:bCs/>
-          <w:sz w:val="20"/>
-          <w:szCs w:val="20"/>
-        </w:rPr>
-        <w:t xml:space="preserve">(long </w:t>
-      </w:r>
-      <w:proofErr w:type="spellStart"/>
-      <w:r>
-        <w:rPr>
-          <w:rFonts w:ascii="Consolas" w:hAnsi="Consolas"/>
-          <w:b/>
-          <w:bCs/>
-          <w:sz w:val="20"/>
-          <w:szCs w:val="20"/>
-        </w:rPr>
-        <w:t>k,double</w:t>
-      </w:r>
-      <w:proofErr w:type="spellEnd"/>
-      <w:r>
-        <w:rPr>
-          <w:rFonts w:ascii="Consolas" w:hAnsi="Consolas"/>
-          <w:b/>
-          <w:bCs/>
-          <w:sz w:val="20"/>
-          <w:szCs w:val="20"/>
-        </w:rPr>
-        <w:t xml:space="preserve"> x){</w:t>
-      </w:r>
-    </w:p>
-    <w:p>
-      <w:pPr>
-        <w:ind w:firstLine="0"/>
-        <w:jc w:val="both"/>
-        <w:rPr>
-          <w:rFonts w:ascii="Consolas" w:hAnsi="Consolas"/>
-          <w:b/>
-          <w:bCs/>
-          <w:sz w:val="20"/>
-          <w:szCs w:val="20"/>
-        </w:rPr>
-      </w:pPr>
-      <w:r>
-        <w:rPr>
-          <w:rFonts w:ascii="Consolas" w:hAnsi="Consolas"/>
-          <w:b/>
-          <w:bCs/>
-          <w:sz w:val="20"/>
-          <w:szCs w:val="20"/>
-        </w:rPr>
-        <w:t>        if(k==16){</w:t>
-      </w:r>
-    </w:p>
-    <w:p>
-      <w:pPr>
-        <w:ind w:firstLine="0"/>
-        <w:jc w:val="both"/>
-        <w:rPr>
-          <w:rFonts w:ascii="Consolas" w:hAnsi="Consolas"/>
-          <w:b/>
-          <w:bCs/>
-          <w:sz w:val="20"/>
-          <w:szCs w:val="20"/>
-        </w:rPr>
-      </w:pPr>
-      <w:r>
-        <w:rPr>
-          <w:rFonts w:ascii="Consolas" w:hAnsi="Consolas"/>
-          <w:b/>
-          <w:bCs/>
-          <w:sz w:val="20"/>
-          <w:szCs w:val="20"/>
-        </w:rPr>
-        <w:t xml:space="preserve">            return </w:t>
-      </w:r>
-      <w:proofErr w:type="spellStart"/>
-      <w:r>
-        <w:rPr>
-          <w:rFonts w:ascii="Consolas" w:hAnsi="Consolas"/>
-          <w:b/>
-          <w:bCs/>
-          <w:sz w:val="20"/>
-          <w:szCs w:val="20"/>
-        </w:rPr>
-        <w:t>Math.atan</w:t>
-      </w:r>
-      <w:proofErr w:type="spellEnd"/>
-      <w:r>
-        <w:rPr>
-          <w:rFonts w:ascii="Consolas" w:hAnsi="Consolas"/>
-          <w:b/>
-          <w:bCs/>
-          <w:sz w:val="20"/>
-          <w:szCs w:val="20"/>
-        </w:rPr>
-        <w:t>(</w:t>
-      </w:r>
-      <w:proofErr w:type="spellStart"/>
-      <w:r>
-        <w:rPr>
-          <w:rFonts w:ascii="Consolas" w:hAnsi="Consolas"/>
-          <w:b/>
-          <w:bCs/>
-          <w:sz w:val="20"/>
-          <w:szCs w:val="20"/>
-        </w:rPr>
-        <w:t>Math.pow</w:t>
-      </w:r>
-      <w:proofErr w:type="spellEnd"/>
-      <w:r>
-        <w:rPr>
-          <w:rFonts w:ascii="Consolas" w:hAnsi="Consolas"/>
-          <w:b/>
-          <w:bCs/>
-          <w:sz w:val="20"/>
-          <w:szCs w:val="20"/>
-        </w:rPr>
-        <w:t>(</w:t>
-      </w:r>
-      <w:proofErr w:type="spellStart"/>
-      <w:r>
-        <w:rPr>
-          <w:rFonts w:ascii="Consolas" w:hAnsi="Consolas"/>
-          <w:b/>
-          <w:bCs/>
-          <w:sz w:val="20"/>
-          <w:szCs w:val="20"/>
-        </w:rPr>
-        <w:t>Math.cos</w:t>
-      </w:r>
-      <w:proofErr w:type="spellEnd"/>
-      <w:r>
-        <w:rPr>
-          <w:rFonts w:ascii="Consolas" w:hAnsi="Consolas"/>
-          <w:b/>
-          <w:bCs/>
-          <w:sz w:val="20"/>
-          <w:szCs w:val="20"/>
-        </w:rPr>
-        <w:t>(x),2));</w:t>
-      </w:r>
-    </w:p>
-    <w:p>
-      <w:pPr>
-        <w:ind w:firstLine="0"/>
-        <w:jc w:val="both"/>
-        <w:rPr>
-          <w:rFonts w:ascii="Consolas" w:hAnsi="Consolas"/>
-          <w:b/>
-          <w:bCs/>
-          <w:sz w:val="20"/>
-          <w:szCs w:val="20"/>
-        </w:rPr>
-      </w:pPr>
-      <w:r>
-        <w:rPr>
-          <w:rFonts w:ascii="Consolas" w:hAnsi="Consolas"/>
-          <w:b/>
-          <w:bCs/>
-          <w:sz w:val="20"/>
-          <w:szCs w:val="20"/>
-        </w:rPr>
-        <w:t>        }</w:t>
-      </w:r>
-    </w:p>
-    <w:p>
-      <w:pPr>
-        <w:ind w:firstLine="0"/>
-        <w:jc w:val="both"/>
-        <w:rPr>
-          <w:rFonts w:ascii="Consolas" w:hAnsi="Consolas"/>
-          <w:b/>
-          <w:bCs/>
-          <w:sz w:val="20"/>
-          <w:szCs w:val="20"/>
-        </w:rPr>
-      </w:pPr>
-      <w:r>
-        <w:rPr>
-          <w:rFonts w:ascii="Consolas" w:hAnsi="Consolas"/>
-          <w:b/>
-          <w:bCs/>
-          <w:sz w:val="20"/>
-          <w:szCs w:val="20"/>
-        </w:rPr>
-        <w:t>        if(k==2 || k==6 || k==8 || k==10 || k==20){</w:t>
-      </w:r>
-    </w:p>
-    <w:p>
-      <w:pPr>
-        <w:ind w:firstLine="0"/>
-        <w:jc w:val="both"/>
-        <w:rPr>
-          <w:rFonts w:ascii="Consolas" w:hAnsi="Consolas"/>
-          <w:b/>
-          <w:bCs/>
-          <w:sz w:val="20"/>
-          <w:szCs w:val="20"/>
-        </w:rPr>
-      </w:pPr>
-      <w:r>
-        <w:rPr>
-          <w:rFonts w:ascii="Consolas" w:hAnsi="Consolas"/>
-          <w:b/>
-          <w:bCs/>
-          <w:sz w:val="20"/>
-          <w:szCs w:val="20"/>
-        </w:rPr>
-        <w:t xml:space="preserve">            return </w:t>
-      </w:r>
-      <w:proofErr w:type="spellStart"/>
-      <w:r>
-        <w:rPr>
-          <w:rFonts w:ascii="Consolas" w:hAnsi="Consolas"/>
-          <w:b/>
-          <w:bCs/>
-          <w:sz w:val="20"/>
-          <w:szCs w:val="20"/>
-        </w:rPr>
-        <w:t>Math.pow</w:t>
-      </w:r>
-      <w:proofErr w:type="spellEnd"/>
-      <w:r>
-        <w:rPr>
-          <w:rFonts w:ascii="Consolas" w:hAnsi="Consolas"/>
-          <w:b/>
-          <w:bCs/>
-          <w:sz w:val="20"/>
-          <w:szCs w:val="20"/>
-        </w:rPr>
-        <w:t>(</w:t>
-      </w:r>
-      <w:proofErr w:type="spellStart"/>
-      <w:r>
-        <w:rPr>
-          <w:rFonts w:ascii="Consolas" w:hAnsi="Consolas"/>
-          <w:b/>
-          <w:bCs/>
-          <w:sz w:val="20"/>
-          <w:szCs w:val="20"/>
-        </w:rPr>
-        <w:t>Math.asin</w:t>
-      </w:r>
-      <w:proofErr w:type="spellEnd"/>
-      <w:r>
-        <w:rPr>
-          <w:rFonts w:ascii="Consolas" w:hAnsi="Consolas"/>
-          <w:b/>
-          <w:bCs/>
-          <w:sz w:val="20"/>
-          <w:szCs w:val="20"/>
-        </w:rPr>
-        <w:t>((x+1)/18),1.0/3.0);</w:t>
-      </w:r>
-    </w:p>
-    <w:p>
-      <w:pPr>
-        <w:ind w:firstLine="0"/>
-        <w:jc w:val="both"/>
-        <w:rPr>
-          <w:rFonts w:ascii="Consolas" w:hAnsi="Consolas"/>
-          <w:b/>
-          <w:bCs/>
-          <w:sz w:val="20"/>
-          <w:szCs w:val="20"/>
-        </w:rPr>
-      </w:pPr>
-      <w:r>
-        <w:rPr>
-          <w:rFonts w:ascii="Consolas" w:hAnsi="Consolas"/>
-          <w:b/>
-          <w:bCs/>
-          <w:sz w:val="20"/>
-          <w:szCs w:val="20"/>
-        </w:rPr>
-        <w:t>        }</w:t>
-      </w:r>
-    </w:p>
-    <w:p>
-      <w:pPr>
-        <w:ind w:firstLine="0"/>
-        <w:jc w:val="both"/>
-        <w:rPr>
-          <w:rFonts w:ascii="Consolas" w:hAnsi="Consolas"/>
-          <w:b/>
-          <w:bCs/>
-          <w:sz w:val="20"/>
-          <w:szCs w:val="20"/>
-        </w:rPr>
-      </w:pPr>
-      <w:r>
-        <w:rPr>
-          <w:rFonts w:ascii="Consolas" w:hAnsi="Consolas"/>
-          <w:b/>
-          <w:bCs/>
-          <w:sz w:val="20"/>
-          <w:szCs w:val="20"/>
-        </w:rPr>
-        <w:t>        double f = (0.5+Math.asin((x+1)/18))/3;</w:t>
-      </w:r>
-    </w:p>
-    <w:p>
-      <w:pPr>
-        <w:ind w:firstLine="0"/>
-        <w:jc w:val="both"/>
-        <w:rPr>
-          <w:rFonts w:ascii="Consolas" w:hAnsi="Consolas"/>
-          <w:b/>
-          <w:bCs/>
-          <w:sz w:val="20"/>
-          <w:szCs w:val="20"/>
-        </w:rPr>
-      </w:pPr>
-      <w:r>
-        <w:rPr>
-          <w:rFonts w:ascii="Consolas" w:hAnsi="Consolas"/>
-          <w:b/>
-          <w:bCs/>
-          <w:sz w:val="20"/>
-          <w:szCs w:val="20"/>
-        </w:rPr>
-        <w:t xml:space="preserve">        return </w:t>
-      </w:r>
-      <w:proofErr w:type="spellStart"/>
-      <w:r>
-        <w:rPr>
-          <w:rFonts w:ascii="Consolas" w:hAnsi="Consolas"/>
-          <w:b/>
-          <w:bCs/>
-          <w:sz w:val="20"/>
-          <w:szCs w:val="20"/>
-        </w:rPr>
-        <w:t>Math.pow</w:t>
-      </w:r>
-      <w:proofErr w:type="spellEnd"/>
-      <w:r>
-        <w:rPr>
-          <w:rFonts w:ascii="Consolas" w:hAnsi="Consolas"/>
-          <w:b/>
-          <w:bCs/>
-          <w:sz w:val="20"/>
-          <w:szCs w:val="20"/>
-        </w:rPr>
-        <w:t>(</w:t>
-      </w:r>
-      <w:proofErr w:type="spellStart"/>
-      <w:r>
-        <w:rPr>
-          <w:rFonts w:ascii="Consolas" w:hAnsi="Consolas"/>
-          <w:b/>
-          <w:bCs/>
-          <w:sz w:val="20"/>
-          <w:szCs w:val="20"/>
-        </w:rPr>
-        <w:t>Math.cos</w:t>
-      </w:r>
-      <w:proofErr w:type="spellEnd"/>
-      <w:r>
-        <w:rPr>
-          <w:rFonts w:ascii="Consolas" w:hAnsi="Consolas"/>
-          <w:b/>
-          <w:bCs/>
-          <w:sz w:val="20"/>
-          <w:szCs w:val="20"/>
-        </w:rPr>
-        <w:t>(</w:t>
-      </w:r>
-      <w:proofErr w:type="spellStart"/>
-      <w:r>
-        <w:rPr>
-          <w:rFonts w:ascii="Consolas" w:hAnsi="Consolas"/>
-          <w:b/>
-          <w:bCs/>
-          <w:sz w:val="20"/>
-          <w:szCs w:val="20"/>
-        </w:rPr>
-        <w:t>Math.pow</w:t>
-      </w:r>
-      <w:proofErr w:type="spellEnd"/>
-      <w:r>
-        <w:rPr>
-          <w:rFonts w:ascii="Consolas" w:hAnsi="Consolas"/>
-          <w:b/>
-          <w:bCs/>
-          <w:sz w:val="20"/>
-          <w:szCs w:val="20"/>
-        </w:rPr>
-        <w:t>(</w:t>
-      </w:r>
-      <w:proofErr w:type="spellStart"/>
-      <w:r>
-        <w:rPr>
-          <w:rFonts w:ascii="Consolas" w:hAnsi="Consolas"/>
-          <w:b/>
-          <w:bCs/>
-          <w:sz w:val="20"/>
-          <w:szCs w:val="20"/>
-        </w:rPr>
-        <w:t>Math.pow</w:t>
-      </w:r>
-      <w:proofErr w:type="spellEnd"/>
-      <w:r>
-        <w:rPr>
-          <w:rFonts w:ascii="Consolas" w:hAnsi="Consolas"/>
-          <w:b/>
-          <w:bCs/>
-          <w:sz w:val="20"/>
-          <w:szCs w:val="20"/>
-        </w:rPr>
-        <w:t>(x/3,3),f)),1.0/3.0);</w:t>
-      </w:r>
-    </w:p>
-    <w:p>
-      <w:pPr>
-        <w:ind w:firstLine="0"/>
-        <w:jc w:val="both"/>
-        <w:rPr>
-          <w:rFonts w:ascii="Consolas" w:hAnsi="Consolas"/>
-          <w:b/>
-          <w:bCs/>
-          <w:sz w:val="20"/>
-          <w:szCs w:val="20"/>
-        </w:rPr>
-      </w:pPr>
-      <w:r>
-        <w:rPr>
-          <w:rFonts w:ascii="Consolas" w:hAnsi="Consolas"/>
-          <w:b/>
-          <w:bCs/>
-          <w:sz w:val="20"/>
-          <w:szCs w:val="20"/>
-        </w:rPr>
-        <w:t>    }</w:t>
-      </w:r>
-    </w:p>
-    <w:p>
-      <w:pPr>
-        <w:ind w:firstLine="0"/>
-        <w:jc w:val="both"/>
-        <w:rPr>
-          <w:rFonts w:ascii="Consolas" w:hAnsi="Consolas"/>
-          <w:b/>
-          <w:bCs/>
-          <w:sz w:val="20"/>
-          <w:szCs w:val="20"/>
-        </w:rPr>
-      </w:pPr>
-      <w:r>
-        <w:rPr>
-          <w:rFonts w:ascii="Consolas" w:hAnsi="Consolas"/>
-          <w:b/>
-          <w:bCs/>
-          <w:sz w:val="20"/>
-          <w:szCs w:val="20"/>
-        </w:rPr>
-        <w:t xml:space="preserve">    public static void </w:t>
-      </w:r>
-      <w:proofErr w:type="spellStart"/>
-      <w:r>
-        <w:rPr>
-          <w:rFonts w:ascii="Consolas" w:hAnsi="Consolas"/>
-          <w:b/>
-          <w:bCs/>
-          <w:sz w:val="20"/>
-          <w:szCs w:val="20"/>
-        </w:rPr>
-        <w:t>printMatrix</w:t>
-      </w:r>
-      <w:proofErr w:type="spellEnd"/>
-      <w:r>
-        <w:rPr>
-          <w:rFonts w:ascii="Consolas" w:hAnsi="Consolas"/>
-          <w:b/>
-          <w:bCs/>
-          <w:sz w:val="20"/>
-          <w:szCs w:val="20"/>
-        </w:rPr>
-        <w:t>(double[][] x){</w:t>
-      </w:r>
-    </w:p>
-    <w:p>
-      <w:pPr>
-        <w:ind w:firstLine="0"/>
-        <w:jc w:val="both"/>
-        <w:rPr>
-          <w:rFonts w:ascii="Consolas" w:hAnsi="Consolas"/>
-          <w:b/>
-          <w:bCs/>
-          <w:sz w:val="20"/>
-          <w:szCs w:val="20"/>
-        </w:rPr>
-      </w:pPr>
-      <w:r>
-        <w:rPr>
-          <w:rFonts w:ascii="Consolas" w:hAnsi="Consolas"/>
-          <w:b/>
-          <w:bCs/>
-          <w:sz w:val="20"/>
-          <w:szCs w:val="20"/>
-        </w:rPr>
-        <w:t>        for(double[] i: x){</w:t>
-      </w:r>
-    </w:p>
-    <w:p>
-      <w:pPr>
-        <w:ind w:firstLine="0"/>
-        <w:jc w:val="both"/>
-        <w:rPr>
-          <w:rFonts w:ascii="Consolas" w:hAnsi="Consolas"/>
-          <w:b/>
-          <w:bCs/>
-          <w:sz w:val="20"/>
-          <w:szCs w:val="20"/>
-        </w:rPr>
-      </w:pPr>
-      <w:r>
-        <w:rPr>
-          <w:rFonts w:ascii="Consolas" w:hAnsi="Consolas"/>
-          <w:b/>
-          <w:bCs/>
-          <w:sz w:val="20"/>
-          <w:szCs w:val="20"/>
-        </w:rPr>
-        <w:t xml:space="preserve">            for(double j: </w:t>
-      </w:r>
-      <w:proofErr w:type="spellStart"/>
-      <w:r>
-        <w:rPr>
-          <w:rFonts w:ascii="Consolas" w:hAnsi="Consolas"/>
-          <w:b/>
-          <w:bCs/>
-          <w:sz w:val="20"/>
-          <w:szCs w:val="20"/>
-        </w:rPr>
-        <w:t>i</w:t>
-      </w:r>
-      <w:proofErr w:type="spellEnd"/>
-      <w:r>
-        <w:rPr>
-          <w:rFonts w:ascii="Consolas" w:hAnsi="Consolas"/>
-          <w:b/>
-          <w:bCs/>
-          <w:sz w:val="20"/>
-          <w:szCs w:val="20"/>
-        </w:rPr>
-        <w:t>){</w:t>
-      </w:r>
-    </w:p>
-    <w:p>
-      <w:pPr>
-        <w:ind w:firstLine="0"/>
-        <w:jc w:val="both"/>
-        <w:rPr>
-          <w:rFonts w:ascii="Consolas" w:hAnsi="Consolas"/>
-          <w:b/>
-          <w:bCs/>
-          <w:sz w:val="20"/>
-          <w:szCs w:val="20"/>
-        </w:rPr>
-      </w:pPr>
-      <w:r>
-        <w:rPr>
-          <w:rFonts w:ascii="Consolas" w:hAnsi="Consolas"/>
-          <w:b/>
-          <w:bCs/>
-          <w:sz w:val="20"/>
-          <w:szCs w:val="20"/>
-        </w:rPr>
-        <w:t xml:space="preserve">                </w:t>
-      </w:r>
-      <w:proofErr w:type="spellStart"/>
-      <w:r>
-        <w:rPr>
-          <w:rFonts w:ascii="Consolas" w:hAnsi="Consolas"/>
-          <w:b/>
-          <w:bCs/>
-          <w:sz w:val="20"/>
-          <w:szCs w:val="20"/>
-        </w:rPr>
-        <w:t>System.out.printf</w:t>
-      </w:r>
-      <w:proofErr w:type="spellEnd"/>
-      <w:r>
-        <w:rPr>
-          <w:rFonts w:ascii="Consolas" w:hAnsi="Consolas"/>
-          <w:b/>
-          <w:bCs/>
-          <w:sz w:val="20"/>
-          <w:szCs w:val="20"/>
-        </w:rPr>
-        <w:t>("%.2f",j);</w:t>
-      </w:r>
-    </w:p>
-    <w:p>
-      <w:pPr>
-        <w:ind w:firstLine="0"/>
-        <w:jc w:val="both"/>
-        <w:rPr>
-          <w:rFonts w:ascii="Consolas" w:hAnsi="Consolas"/>
-          <w:b/>
-          <w:bCs/>
-          <w:sz w:val="20"/>
-          <w:szCs w:val="20"/>
-          <w:lang w:val="ru-RU"/>
-        </w:rPr>
-      </w:pPr>
-      <w:r>
-        <w:rPr>
-          <w:rFonts w:ascii="Consolas" w:hAnsi="Consolas"/>
-          <w:b/>
-          <w:bCs/>
-          <w:sz w:val="20"/>
-          <w:szCs w:val="20"/>
-        </w:rPr>
-        <w:t xml:space="preserve">                </w:t>
-      </w:r>
-      <w:proofErr w:type="spellStart"/>
-      <w:r>
-        <w:rPr>
-          <w:rFonts w:ascii="Consolas" w:hAnsi="Consolas"/>
-          <w:b/>
-          <w:bCs/>
-          <w:sz w:val="20"/>
-          <w:szCs w:val="20"/>
-          <w:lang w:val="ru-RU"/>
-        </w:rPr>
-        <w:t>System.out.print</w:t>
-      </w:r>
-      <w:proofErr w:type="spellEnd"/>
-      <w:r>
-        <w:rPr>
-          <w:rFonts w:ascii="Consolas" w:hAnsi="Consolas"/>
-          <w:b/>
-          <w:bCs/>
-          <w:sz w:val="20"/>
-          <w:szCs w:val="20"/>
-          <w:lang w:val="ru-RU"/>
-        </w:rPr>
-        <w:t>(" ");</w:t>
-      </w:r>
-    </w:p>
-    <w:p>
-      <w:pPr>
-        <w:ind w:firstLine="0"/>
-        <w:jc w:val="both"/>
-        <w:rPr>
-          <w:rFonts w:ascii="Consolas" w:hAnsi="Consolas"/>
-          <w:b/>
-          <w:bCs/>
-          <w:sz w:val="20"/>
-          <w:szCs w:val="20"/>
-          <w:lang w:val="ru-RU"/>
-        </w:rPr>
-      </w:pPr>
-      <w:r>
-        <w:rPr>
-          <w:rFonts w:ascii="Consolas" w:hAnsi="Consolas"/>
-          <w:b/>
-          <w:bCs/>
-          <w:sz w:val="20"/>
-          <w:szCs w:val="20"/>
-          <w:lang w:val="ru-RU"/>
-        </w:rPr>
-        <w:t>            }</w:t>
-      </w:r>
-    </w:p>
-    <w:p>
-      <w:pPr>
-        <w:ind w:firstLine="0"/>
-        <w:jc w:val="both"/>
-        <w:rPr>
-          <w:rFonts w:ascii="Consolas" w:hAnsi="Consolas"/>
-          <w:b/>
-          <w:bCs/>
-          <w:sz w:val="20"/>
-          <w:szCs w:val="20"/>
-        </w:rPr>
-      </w:pPr>
-      <w:r>
-        <w:rPr>
-          <w:rFonts w:ascii="Consolas" w:hAnsi="Consolas"/>
-          <w:b/>
-          <w:bCs/>
-          <w:sz w:val="20"/>
-          <w:szCs w:val="20"/>
-          <w:lang w:val="ru-RU"/>
-        </w:rPr>
-        <w:t xml:space="preserve">            </w:t>
-      </w:r>
-      <w:proofErr w:type="spellStart"/>
-      <w:r>
-        <w:rPr>
-          <w:rFonts w:ascii="Consolas" w:hAnsi="Consolas"/>
-          <w:b/>
-          <w:bCs/>
-          <w:sz w:val="20"/>
-          <w:szCs w:val="20"/>
-        </w:rPr>
-        <w:t>System.out.println</w:t>
-      </w:r>
-      <w:proofErr w:type="spellEnd"/>
-      <w:r>
-        <w:rPr>
-          <w:rFonts w:ascii="Consolas" w:hAnsi="Consolas"/>
-          <w:b/>
-          <w:bCs/>
-          <w:sz w:val="20"/>
-          <w:szCs w:val="20"/>
-        </w:rPr>
-        <w:t>();</w:t>
-      </w:r>
-    </w:p>
-    <w:p>
-      <w:pPr>
-        <w:ind w:firstLine="0"/>
-        <w:jc w:val="both"/>
-        <w:rPr>
-          <w:rFonts w:ascii="Consolas" w:hAnsi="Consolas"/>
-          <w:b/>
-          <w:bCs/>
-          <w:sz w:val="20"/>
-          <w:szCs w:val="20"/>
-        </w:rPr>
-      </w:pPr>
-      <w:r>
-        <w:rPr>
-          <w:rFonts w:ascii="Consolas" w:hAnsi="Consolas"/>
-          <w:b/>
-          <w:bCs/>
-          <w:sz w:val="20"/>
-          <w:szCs w:val="20"/>
-        </w:rPr>
-        <w:t>        }</w:t>
-      </w:r>
-    </w:p>
-    <w:p>
-      <w:pPr>
-        <w:ind w:firstLine="0"/>
-        <w:jc w:val="both"/>
-        <w:rPr>
-          <w:rFonts w:ascii="Consolas" w:hAnsi="Consolas"/>
-          <w:b/>
-          <w:bCs/>
-          <w:sz w:val="20"/>
-          <w:szCs w:val="20"/>
-        </w:rPr>
-      </w:pPr>
-      <w:r>
-        <w:rPr>
-          <w:rFonts w:ascii="Consolas" w:hAnsi="Consolas"/>
-          <w:b/>
-          <w:bCs/>
-          <w:sz w:val="20"/>
-          <w:szCs w:val="20"/>
-        </w:rPr>
-        <w:t>    }</w:t>
-      </w:r>
-    </w:p>
-    <w:p>
-      <w:pPr>
-        <w:ind w:firstLine="0"/>
-        <w:jc w:val="both"/>
-        <w:rPr>
-          <w:rFonts w:ascii="Consolas" w:hAnsi="Consolas"/>
-          <w:b/>
-          <w:bCs/>
-          <w:sz w:val="20"/>
-          <w:szCs w:val="20"/>
-        </w:rPr>
-      </w:pPr>
-      <w:r>
-        <w:rPr>
-          <w:rFonts w:ascii="Consolas" w:hAnsi="Consolas"/>
-          <w:b/>
-          <w:bCs/>
-          <w:sz w:val="20"/>
-          <w:szCs w:val="20"/>
-        </w:rPr>
-        <w:t xml:space="preserve">    public static void main(String[] </w:t>
-      </w:r>
-      <w:proofErr w:type="spellStart"/>
-      <w:r>
-        <w:rPr>
-          <w:rFonts w:ascii="Consolas" w:hAnsi="Consolas"/>
-          <w:b/>
-          <w:bCs/>
-          <w:sz w:val="20"/>
-          <w:szCs w:val="20"/>
-        </w:rPr>
-        <w:t>args</w:t>
-      </w:r>
-      <w:proofErr w:type="spellEnd"/>
-      <w:r>
-        <w:rPr>
-          <w:rFonts w:ascii="Consolas" w:hAnsi="Consolas"/>
-          <w:b/>
-          <w:bCs/>
-          <w:sz w:val="20"/>
-          <w:szCs w:val="20"/>
-        </w:rPr>
-        <w:t>){</w:t>
-      </w:r>
-    </w:p>
-    <w:p>
-      <w:pPr>
-        <w:ind w:firstLine="0"/>
-        <w:jc w:val="both"/>
-        <w:rPr>
-          <w:rFonts w:ascii="Consolas" w:hAnsi="Consolas"/>
-          <w:b/>
-          <w:bCs/>
-          <w:sz w:val="20"/>
-          <w:szCs w:val="20"/>
-        </w:rPr>
-      </w:pPr>
-      <w:r>
-        <w:rPr>
-          <w:rFonts w:ascii="Consolas" w:hAnsi="Consolas"/>
-          <w:b/>
-          <w:bCs/>
-          <w:sz w:val="20"/>
-          <w:szCs w:val="20"/>
-        </w:rPr>
-        <w:t>        long[] b = new long[10];</w:t>
-      </w:r>
-    </w:p>
-    <w:p>
-      <w:pPr>
-        <w:ind w:firstLine="0"/>
-        <w:jc w:val="both"/>
-        <w:rPr>
-          <w:rFonts w:ascii="Consolas" w:hAnsi="Consolas"/>
-          <w:b/>
-          <w:bCs/>
-          <w:sz w:val="20"/>
-          <w:szCs w:val="20"/>
-        </w:rPr>
-      </w:pPr>
-      <w:r>
-        <w:rPr>
-          <w:rFonts w:ascii="Consolas" w:hAnsi="Consolas"/>
-          <w:b/>
-          <w:bCs/>
-          <w:sz w:val="20"/>
-          <w:szCs w:val="20"/>
-        </w:rPr>
-        <w:t xml:space="preserve">        for(int </w:t>
-      </w:r>
-      <w:proofErr w:type="spellStart"/>
-      <w:r>
-        <w:rPr>
-          <w:rFonts w:ascii="Consolas" w:hAnsi="Consolas"/>
-          <w:b/>
-          <w:bCs/>
-          <w:sz w:val="20"/>
-          <w:szCs w:val="20"/>
-        </w:rPr>
-        <w:t>i</w:t>
-      </w:r>
-      <w:proofErr w:type="spellEnd"/>
-      <w:r>
-        <w:rPr>
-          <w:rFonts w:ascii="Consolas" w:hAnsi="Consolas"/>
-          <w:b/>
-          <w:bCs/>
-          <w:sz w:val="20"/>
-          <w:szCs w:val="20"/>
-        </w:rPr>
-        <w:t xml:space="preserve">=0; </w:t>
-      </w:r>
-      <w:proofErr w:type="spellStart"/>
-      <w:r>
-        <w:rPr>
-          <w:rFonts w:ascii="Consolas" w:hAnsi="Consolas"/>
-          <w:b/>
-          <w:bCs/>
-          <w:sz w:val="20"/>
-          <w:szCs w:val="20"/>
-        </w:rPr>
-        <w:t>i</w:t>
-      </w:r>
-      <w:proofErr w:type="spellEnd"/>
-      <w:r>
-        <w:rPr>
-          <w:rFonts w:ascii="Consolas" w:hAnsi="Consolas"/>
-          <w:b/>
-          <w:bCs/>
-          <w:sz w:val="20"/>
-          <w:szCs w:val="20"/>
-        </w:rPr>
-        <w:t xml:space="preserve">&lt;10; </w:t>
-      </w:r>
-      <w:proofErr w:type="spellStart"/>
-      <w:r>
-        <w:rPr>
-          <w:rFonts w:ascii="Consolas" w:hAnsi="Consolas"/>
-          <w:b/>
-          <w:bCs/>
-          <w:sz w:val="20"/>
-          <w:szCs w:val="20"/>
-        </w:rPr>
-        <w:t>i</w:t>
-      </w:r>
-      <w:proofErr w:type="spellEnd"/>
-      <w:r>
-        <w:rPr>
-          <w:rFonts w:ascii="Consolas" w:hAnsi="Consolas"/>
-          <w:b/>
-          <w:bCs/>
-          <w:sz w:val="20"/>
-          <w:szCs w:val="20"/>
-        </w:rPr>
-        <w:t>++)</w:t>
-      </w:r>
-    </w:p>
-    <w:p>
-      <w:pPr>
-        <w:ind w:firstLine="0"/>
-        <w:jc w:val="both"/>
-        <w:rPr>
-          <w:rFonts w:ascii="Consolas" w:hAnsi="Consolas"/>
-          <w:b/>
-          <w:bCs/>
-          <w:sz w:val="20"/>
-          <w:szCs w:val="20"/>
-        </w:rPr>
-      </w:pPr>
-      <w:r>
-        <w:rPr>
-          <w:rFonts w:ascii="Consolas" w:hAnsi="Consolas"/>
-          <w:b/>
-          <w:bCs/>
-          <w:sz w:val="20"/>
-          <w:szCs w:val="20"/>
-        </w:rPr>
-        <w:t>            b[</w:t>
-      </w:r>
-      <w:proofErr w:type="spellStart"/>
-      <w:r>
-        <w:rPr>
-          <w:rFonts w:ascii="Consolas" w:hAnsi="Consolas"/>
-          <w:b/>
-          <w:bCs/>
-          <w:sz w:val="20"/>
-          <w:szCs w:val="20"/>
-        </w:rPr>
-        <w:t>i</w:t>
-      </w:r>
-      <w:proofErr w:type="spellEnd"/>
-      <w:r>
-        <w:rPr>
-          <w:rFonts w:ascii="Consolas" w:hAnsi="Consolas"/>
-          <w:b/>
-          <w:bCs/>
-          <w:sz w:val="20"/>
-          <w:szCs w:val="20"/>
-        </w:rPr>
-        <w:t>]=20-i*2;</w:t>
-      </w:r>
-    </w:p>
-    <w:p>
-      <w:pPr>
-        <w:ind w:firstLine="0"/>
-        <w:jc w:val="both"/>
-        <w:rPr>
-          <w:rFonts w:ascii="Consolas" w:hAnsi="Consolas"/>
-          <w:b/>
-          <w:bCs/>
-          <w:sz w:val="20"/>
-          <w:szCs w:val="20"/>
-        </w:rPr>
-      </w:pPr>
-      <w:r>
-        <w:rPr>
-          <w:rFonts w:ascii="Consolas" w:hAnsi="Consolas"/>
-          <w:b/>
-          <w:bCs/>
-          <w:sz w:val="20"/>
-          <w:szCs w:val="20"/>
-        </w:rPr>
-        <w:t>        double[] x = new double[12];</w:t>
-      </w:r>
-    </w:p>
-    <w:p>
-      <w:pPr>
-        <w:ind w:firstLine="0"/>
-        <w:jc w:val="both"/>
-        <w:rPr>
-          <w:rFonts w:ascii="Consolas" w:hAnsi="Consolas"/>
-          <w:b/>
-          <w:bCs/>
-          <w:sz w:val="20"/>
-          <w:szCs w:val="20"/>
-        </w:rPr>
-      </w:pPr>
-      <w:r>
-        <w:rPr>
-          <w:rFonts w:ascii="Consolas" w:hAnsi="Consolas"/>
-          <w:b/>
-          <w:bCs/>
-          <w:sz w:val="20"/>
-          <w:szCs w:val="20"/>
-        </w:rPr>
-        <w:t xml:space="preserve">        for(int </w:t>
-      </w:r>
-      <w:proofErr w:type="spellStart"/>
-      <w:r>
-        <w:rPr>
-          <w:rFonts w:ascii="Consolas" w:hAnsi="Consolas"/>
-          <w:b/>
-          <w:bCs/>
-          <w:sz w:val="20"/>
-          <w:szCs w:val="20"/>
-        </w:rPr>
-        <w:t>i</w:t>
-      </w:r>
-      <w:proofErr w:type="spellEnd"/>
-      <w:r>
-        <w:rPr>
-          <w:rFonts w:ascii="Consolas" w:hAnsi="Consolas"/>
-          <w:b/>
-          <w:bCs/>
-          <w:sz w:val="20"/>
-          <w:szCs w:val="20"/>
-        </w:rPr>
-        <w:t xml:space="preserve">=0; </w:t>
-      </w:r>
-      <w:proofErr w:type="spellStart"/>
-      <w:r>
-        <w:rPr>
-          <w:rFonts w:ascii="Consolas" w:hAnsi="Consolas"/>
-          <w:b/>
-          <w:bCs/>
-          <w:sz w:val="20"/>
-          <w:szCs w:val="20"/>
-        </w:rPr>
-        <w:t>i</w:t>
-      </w:r>
-      <w:proofErr w:type="spellEnd"/>
-      <w:r>
-        <w:rPr>
-          <w:rFonts w:ascii="Consolas" w:hAnsi="Consolas"/>
-          <w:b/>
-          <w:bCs/>
-          <w:sz w:val="20"/>
-          <w:szCs w:val="20"/>
-        </w:rPr>
-        <w:t xml:space="preserve">&lt;12; </w:t>
-      </w:r>
-      <w:proofErr w:type="spellStart"/>
-      <w:r>
-        <w:rPr>
-          <w:rFonts w:ascii="Consolas" w:hAnsi="Consolas"/>
-          <w:b/>
-          <w:bCs/>
-          <w:sz w:val="20"/>
-          <w:szCs w:val="20"/>
-        </w:rPr>
-        <w:t>i</w:t>
-      </w:r>
-      <w:proofErr w:type="spellEnd"/>
-      <w:r>
-        <w:rPr>
-          <w:rFonts w:ascii="Consolas" w:hAnsi="Consolas"/>
-          <w:b/>
-          <w:bCs/>
-          <w:sz w:val="20"/>
-          <w:szCs w:val="20"/>
-        </w:rPr>
-        <w:t>++)</w:t>
-      </w:r>
-    </w:p>
-    <w:p>
-      <w:pPr>
-        <w:ind w:firstLine="0"/>
-        <w:jc w:val="both"/>
-        <w:rPr>
-          <w:rFonts w:ascii="Consolas" w:hAnsi="Consolas"/>
-          <w:b/>
-          <w:bCs/>
-          <w:sz w:val="20"/>
-          <w:szCs w:val="20"/>
-        </w:rPr>
-      </w:pPr>
-      <w:r>
-        <w:rPr>
-          <w:rFonts w:ascii="Consolas" w:hAnsi="Consolas"/>
-          <w:b/>
-          <w:bCs/>
-          <w:sz w:val="20"/>
-          <w:szCs w:val="20"/>
-        </w:rPr>
-        <w:t>            x[</w:t>
-      </w:r>
-      <w:proofErr w:type="spellStart"/>
-      <w:r>
-        <w:rPr>
-          <w:rFonts w:ascii="Consolas" w:hAnsi="Consolas"/>
-          <w:b/>
-          <w:bCs/>
-          <w:sz w:val="20"/>
-          <w:szCs w:val="20"/>
-        </w:rPr>
-        <w:t>i</w:t>
-      </w:r>
-      <w:proofErr w:type="spellEnd"/>
-      <w:r>
-        <w:rPr>
-          <w:rFonts w:ascii="Consolas" w:hAnsi="Consolas"/>
-          <w:b/>
-          <w:bCs/>
-          <w:sz w:val="20"/>
-          <w:szCs w:val="20"/>
-        </w:rPr>
-        <w:t>]=-8.0+Math.random()*18;</w:t>
-      </w:r>
-    </w:p>
-    <w:p>
-      <w:pPr>
-        <w:ind w:firstLine="0"/>
-        <w:jc w:val="both"/>
-        <w:rPr>
-          <w:rFonts w:ascii="Consolas" w:hAnsi="Consolas"/>
-          <w:b/>
-          <w:bCs/>
-          <w:sz w:val="20"/>
-          <w:szCs w:val="20"/>
-        </w:rPr>
-      </w:pPr>
-      <w:r>
-        <w:rPr>
-          <w:rFonts w:ascii="Consolas" w:hAnsi="Consolas"/>
-          <w:b/>
-          <w:bCs/>
-          <w:sz w:val="20"/>
-          <w:szCs w:val="20"/>
-        </w:rPr>
-        <w:lastRenderedPageBreak/>
-        <w:t>        double[][] q = new double[10][12];</w:t>
-      </w:r>
-    </w:p>
-    <w:p>
-      <w:pPr>
-        <w:ind w:firstLine="0"/>
-        <w:jc w:val="both"/>
-        <w:rPr>
-          <w:rFonts w:ascii="Consolas" w:hAnsi="Consolas"/>
-          <w:b/>
-          <w:bCs/>
-          <w:sz w:val="20"/>
-          <w:szCs w:val="20"/>
-        </w:rPr>
-      </w:pPr>
-      <w:r>
-        <w:rPr>
-          <w:rFonts w:ascii="Consolas" w:hAnsi="Consolas"/>
-          <w:b/>
-          <w:bCs/>
-          <w:sz w:val="20"/>
-          <w:szCs w:val="20"/>
-        </w:rPr>
-        <w:t xml:space="preserve">        for(int </w:t>
-      </w:r>
-      <w:proofErr w:type="spellStart"/>
-      <w:r>
-        <w:rPr>
-          <w:rFonts w:ascii="Consolas" w:hAnsi="Consolas"/>
-          <w:b/>
-          <w:bCs/>
-          <w:sz w:val="20"/>
-          <w:szCs w:val="20"/>
-        </w:rPr>
-        <w:t>i</w:t>
-      </w:r>
-      <w:proofErr w:type="spellEnd"/>
-      <w:r>
-        <w:rPr>
-          <w:rFonts w:ascii="Consolas" w:hAnsi="Consolas"/>
-          <w:b/>
-          <w:bCs/>
-          <w:sz w:val="20"/>
-          <w:szCs w:val="20"/>
-        </w:rPr>
-        <w:t xml:space="preserve">=0; </w:t>
-      </w:r>
-      <w:proofErr w:type="spellStart"/>
-      <w:r>
-        <w:rPr>
-          <w:rFonts w:ascii="Consolas" w:hAnsi="Consolas"/>
-          <w:b/>
-          <w:bCs/>
-          <w:sz w:val="20"/>
-          <w:szCs w:val="20"/>
-        </w:rPr>
-        <w:t>i</w:t>
-      </w:r>
-      <w:proofErr w:type="spellEnd"/>
-      <w:r>
-        <w:rPr>
-          <w:rFonts w:ascii="Consolas" w:hAnsi="Consolas"/>
-          <w:b/>
-          <w:bCs/>
-          <w:sz w:val="20"/>
-          <w:szCs w:val="20"/>
-        </w:rPr>
-        <w:t xml:space="preserve">&lt;10; </w:t>
-      </w:r>
-      <w:proofErr w:type="spellStart"/>
-      <w:r>
-        <w:rPr>
-          <w:rFonts w:ascii="Consolas" w:hAnsi="Consolas"/>
-          <w:b/>
-          <w:bCs/>
-          <w:sz w:val="20"/>
-          <w:szCs w:val="20"/>
-        </w:rPr>
-        <w:t>i</w:t>
-      </w:r>
-      <w:proofErr w:type="spellEnd"/>
-      <w:r>
-        <w:rPr>
-          <w:rFonts w:ascii="Consolas" w:hAnsi="Consolas"/>
-          <w:b/>
-          <w:bCs/>
-          <w:sz w:val="20"/>
-          <w:szCs w:val="20"/>
-        </w:rPr>
-        <w:t>++){</w:t>
-      </w:r>
-    </w:p>
-    <w:p>
-      <w:pPr>
-        <w:ind w:firstLine="0"/>
-        <w:jc w:val="both"/>
-        <w:rPr>
-          <w:rFonts w:ascii="Consolas" w:hAnsi="Consolas"/>
-          <w:b/>
-          <w:bCs/>
-          <w:sz w:val="20"/>
-          <w:szCs w:val="20"/>
-        </w:rPr>
-      </w:pPr>
-      <w:r>
-        <w:rPr>
-          <w:rFonts w:ascii="Consolas" w:hAnsi="Consolas"/>
-          <w:b/>
-          <w:bCs/>
-          <w:sz w:val="20"/>
-          <w:szCs w:val="20"/>
-        </w:rPr>
-        <w:t xml:space="preserve">            for(int j=0; j&lt;12; </w:t>
-      </w:r>
-      <w:proofErr w:type="spellStart"/>
-      <w:r>
-        <w:rPr>
-          <w:rFonts w:ascii="Consolas" w:hAnsi="Consolas"/>
-          <w:b/>
-          <w:bCs/>
-          <w:sz w:val="20"/>
-          <w:szCs w:val="20"/>
-        </w:rPr>
-        <w:t>j++</w:t>
-      </w:r>
-      <w:proofErr w:type="spellEnd"/>
-      <w:r>
-        <w:rPr>
-          <w:rFonts w:ascii="Consolas" w:hAnsi="Consolas"/>
-          <w:b/>
-          <w:bCs/>
-          <w:sz w:val="20"/>
-          <w:szCs w:val="20"/>
-        </w:rPr>
-        <w:t>){</w:t>
-      </w:r>
-    </w:p>
-    <w:p>
-      <w:pPr>
-        <w:ind w:firstLine="0"/>
-        <w:jc w:val="both"/>
-        <w:rPr>
-          <w:rFonts w:ascii="Consolas" w:hAnsi="Consolas"/>
-          <w:b/>
-          <w:bCs/>
-          <w:sz w:val="20"/>
-          <w:szCs w:val="20"/>
-        </w:rPr>
-      </w:pPr>
-      <w:r>
-        <w:rPr>
-          <w:rFonts w:ascii="Consolas" w:hAnsi="Consolas"/>
-          <w:b/>
-          <w:bCs/>
-          <w:sz w:val="20"/>
-          <w:szCs w:val="20"/>
-        </w:rPr>
-        <w:t>                q[</w:t>
-      </w:r>
-      <w:proofErr w:type="spellStart"/>
-      <w:r>
-        <w:rPr>
-          <w:rFonts w:ascii="Consolas" w:hAnsi="Consolas"/>
-          <w:b/>
-          <w:bCs/>
-          <w:sz w:val="20"/>
-          <w:szCs w:val="20"/>
-        </w:rPr>
-        <w:t>i</w:t>
-      </w:r>
-      <w:proofErr w:type="spellEnd"/>
-      <w:r>
-        <w:rPr>
-          <w:rFonts w:ascii="Consolas" w:hAnsi="Consolas"/>
-          <w:b/>
-          <w:bCs/>
-          <w:sz w:val="20"/>
-          <w:szCs w:val="20"/>
-        </w:rPr>
-        <w:t>][j]=</w:t>
-      </w:r>
-      <w:proofErr w:type="spellStart"/>
-      <w:r>
-        <w:rPr>
-          <w:rFonts w:ascii="Consolas" w:hAnsi="Consolas"/>
-          <w:b/>
-          <w:bCs/>
-          <w:sz w:val="20"/>
-          <w:szCs w:val="20"/>
-        </w:rPr>
-        <w:t>getNum</w:t>
-      </w:r>
-      <w:proofErr w:type="spellEnd"/>
-      <w:r>
-        <w:rPr>
-          <w:rFonts w:ascii="Consolas" w:hAnsi="Consolas"/>
-          <w:b/>
-          <w:bCs/>
-          <w:sz w:val="20"/>
-          <w:szCs w:val="20"/>
-        </w:rPr>
-        <w:t>(b[</w:t>
-      </w:r>
-      <w:proofErr w:type="spellStart"/>
-      <w:r>
-        <w:rPr>
-          <w:rFonts w:ascii="Consolas" w:hAnsi="Consolas"/>
-          <w:b/>
-          <w:bCs/>
-          <w:sz w:val="20"/>
-          <w:szCs w:val="20"/>
-        </w:rPr>
-        <w:t>i</w:t>
-      </w:r>
-      <w:proofErr w:type="spellEnd"/>
-      <w:r>
-        <w:rPr>
-          <w:rFonts w:ascii="Consolas" w:hAnsi="Consolas"/>
-          <w:b/>
-          <w:bCs/>
-          <w:sz w:val="20"/>
-          <w:szCs w:val="20"/>
-        </w:rPr>
-        <w:t>],x[j]);</w:t>
-      </w:r>
-    </w:p>
-    <w:p>
-      <w:pPr>
-        <w:ind w:firstLine="0"/>
-        <w:jc w:val="both"/>
-        <w:rPr>
-          <w:rFonts w:ascii="Consolas" w:hAnsi="Consolas"/>
-          <w:b/>
-          <w:bCs/>
-          <w:sz w:val="20"/>
-          <w:szCs w:val="20"/>
-          <w:lang w:val="ru-RU"/>
-        </w:rPr>
-      </w:pPr>
-      <w:r>
-        <w:rPr>
-          <w:rFonts w:ascii="Consolas" w:hAnsi="Consolas"/>
-          <w:b/>
-          <w:bCs/>
-          <w:sz w:val="20"/>
-          <w:szCs w:val="20"/>
-        </w:rPr>
-        <w:t xml:space="preserve">            </w:t>
-      </w:r>
-      <w:r>
-        <w:rPr>
-          <w:rFonts w:ascii="Consolas" w:hAnsi="Consolas"/>
-          <w:b/>
-          <w:bCs/>
-          <w:sz w:val="20"/>
-          <w:szCs w:val="20"/>
-          <w:lang w:val="ru-RU"/>
-        </w:rPr>
-        <w:t>}</w:t>
-      </w:r>
-    </w:p>
-    <w:p>
-      <w:pPr>
-        <w:ind w:firstLine="0"/>
-        <w:jc w:val="both"/>
-        <w:rPr>
-          <w:rFonts w:ascii="Consolas" w:hAnsi="Consolas"/>
-          <w:b/>
-          <w:bCs/>
-          <w:sz w:val="20"/>
-          <w:szCs w:val="20"/>
-          <w:lang w:val="ru-RU"/>
-        </w:rPr>
-      </w:pPr>
-      <w:r>
-        <w:rPr>
-          <w:rFonts w:ascii="Consolas" w:hAnsi="Consolas"/>
-          <w:b/>
-          <w:bCs/>
-          <w:sz w:val="20"/>
-          <w:szCs w:val="20"/>
-          <w:lang w:val="ru-RU"/>
-        </w:rPr>
-        <w:t>        }</w:t>
-      </w:r>
-    </w:p>
-    <w:p>
-      <w:pPr>
-        <w:ind w:firstLine="0"/>
-        <w:jc w:val="both"/>
-        <w:rPr>
-          <w:rFonts w:ascii="Consolas" w:hAnsi="Consolas"/>
-          <w:b/>
-          <w:bCs/>
-          <w:sz w:val="20"/>
-          <w:szCs w:val="20"/>
-          <w:lang w:val="ru-RU"/>
-        </w:rPr>
-      </w:pPr>
-      <w:r>
-        <w:rPr>
-          <w:rFonts w:ascii="Consolas" w:hAnsi="Consolas"/>
-          <w:b/>
-          <w:bCs/>
-          <w:sz w:val="20"/>
-          <w:szCs w:val="20"/>
-          <w:lang w:val="ru-RU"/>
-        </w:rPr>
-        <w:t xml:space="preserve">        </w:t>
-      </w:r>
-      <w:proofErr w:type="spellStart"/>
-      <w:r>
-        <w:rPr>
-          <w:rFonts w:ascii="Consolas" w:hAnsi="Consolas"/>
-          <w:b/>
-          <w:bCs/>
-          <w:sz w:val="20"/>
-          <w:szCs w:val="20"/>
-          <w:lang w:val="ru-RU"/>
-        </w:rPr>
-        <w:t>printMatrix</w:t>
-      </w:r>
-      <w:proofErr w:type="spellEnd"/>
-      <w:r>
-        <w:rPr>
-          <w:rFonts w:ascii="Consolas" w:hAnsi="Consolas"/>
-          <w:b/>
-          <w:bCs/>
-          <w:sz w:val="20"/>
-          <w:szCs w:val="20"/>
-          <w:lang w:val="ru-RU"/>
-        </w:rPr>
-        <w:t>(q);</w:t>
-      </w:r>
-    </w:p>
-    <w:p>
-      <w:pPr>
-        <w:ind w:firstLine="0"/>
-        <w:jc w:val="both"/>
-        <w:rPr>
-          <w:rFonts w:ascii="Consolas" w:hAnsi="Consolas"/>
-          <w:b/>
-          <w:bCs/>
-          <w:sz w:val="20"/>
-          <w:szCs w:val="20"/>
-          <w:lang w:val="ru-RU"/>
-        </w:rPr>
-      </w:pPr>
-      <w:r>
-        <w:rPr>
-          <w:rFonts w:ascii="Consolas" w:hAnsi="Consolas"/>
-          <w:b/>
-          <w:bCs/>
-          <w:sz w:val="20"/>
-          <w:szCs w:val="20"/>
-          <w:lang w:val="ru-RU"/>
-        </w:rPr>
-        <w:t>    }</w:t>
-      </w:r>
-    </w:p>
-    <w:p>
-      <w:pPr>
-        <w:ind w:firstLine="0"/>
-        <w:jc w:val="both"/>
-        <w:rPr>
-          <w:rFonts w:ascii="Consolas" w:hAnsi="Consolas"/>
-          <w:b/>
-          <w:bCs/>
-          <w:sz w:val="20"/>
-          <w:szCs w:val="20"/>
-          <w:lang w:val="ru-RU"/>
-        </w:rPr>
-      </w:pPr>
-    </w:p>
-    <w:p>
-      <w:pPr>
-        <w:ind w:firstLine="0"/>
-        <w:jc w:val="both"/>
-        <w:rPr>
-          <w:rFonts w:ascii="Consolas" w:hAnsi="Consolas"/>
-          <w:b/>
-          <w:bCs/>
-          <w:sz w:val="20"/>
-          <w:szCs w:val="20"/>
-          <w:lang w:val="ru-RU"/>
-        </w:rPr>
-      </w:pPr>
-      <w:r>
-        <w:rPr>
-          <w:rFonts w:ascii="Consolas" w:hAnsi="Consolas"/>
-          <w:b/>
-          <w:bCs/>
-          <w:sz w:val="20"/>
-          <w:szCs w:val="20"/>
-          <w:lang w:val="ru-RU"/>
-        </w:rPr>
-        <w:t>}</w:t>
-      </w:r>
-    </w:p>
-    <w:p>
-      <w:pPr>
-        <w:ind w:firstLine="0"/>
-        <w:jc w:val="both"/>
+      </w:pPr>
+      <w:r>
         <w:rPr>
           <w:b/>
           <w:bCs/>
@@ -1994,7 +795,8 @@
           <w:szCs w:val="36"/>
           <w:lang w:val="ru-RU"/>
         </w:rPr>
-      </w:pPr>
+        <w:t>Исходный</w:t>
+      </w:r>
       <w:r>
         <w:rPr>
           <w:b/>
@@ -2003,20 +805,62 @@
           <w:szCs w:val="36"/>
           <w:lang w:val="ru-RU"/>
         </w:rPr>
-        <w:t>Результат работы программы</w:t>
-      </w:r>
-    </w:p>
-    <w:p>
-      <w:pPr>
-        <w:ind w:firstLine="0"/>
-        <w:jc w:val="both"/>
+        <w:t xml:space="preserve"> </w:t>
+      </w:r>
+      <w:r>
         <w:rPr>
           <w:b/>
           <w:bCs/>
           <w:sz w:val="36"/>
           <w:szCs w:val="36"/>
-        </w:rPr>
-      </w:pPr>
+          <w:lang w:val="ru-RU"/>
+        </w:rPr>
+        <w:t>код</w:t>
+      </w:r>
+    </w:p>
+    <w:p>
+      <w:pPr>
+        <w:ind w:firstLine="0"/>
+        <w:jc w:val="both"/>
+        <w:rPr>
+          <w:szCs w:val="24"/>
+          <w:lang w:val="ru-RU"/>
+        </w:rPr>
+      </w:pPr>
+      <w:hyperlink r:id="rId9" w:history="1">
+        <w:r>
+          <w:rPr>
+            <w:rStyle w:val="aff8"/>
+            <w:szCs w:val="24"/>
+            <w:lang w:val="ru-RU"/>
+          </w:rPr>
+          <w:t>https://github.com/StepanKhlybov/ProgaLabWork2</w:t>
+        </w:r>
+      </w:hyperlink>
+    </w:p>
+    <w:p>
+      <w:pPr>
+        <w:ind w:firstLine="0"/>
+        <w:jc w:val="both"/>
+        <w:rPr>
+          <w:b/>
+          <w:bCs/>
+          <w:sz w:val="36"/>
+          <w:szCs w:val="36"/>
+          <w:lang w:val="ru-RU"/>
+        </w:rPr>
+      </w:pPr>
+      <w:r>
+        <w:rPr>
+          <w:b/>
+          <w:bCs/>
+          <w:sz w:val="36"/>
+          <w:szCs w:val="36"/>
+          <w:lang w:val="ru-RU"/>
+        </w:rPr>
+        <w:lastRenderedPageBreak/>
+        <w:t>Диаграмма классов реализованной объектной модели</w:t>
+      </w:r>
       <w:r>
         <w:rPr>
           <w:b/>
@@ -2027,10 +871,10 @@
           <w:lang w:val="ru-RU"/>
         </w:rPr>
         <w:drawing>
-          <wp:inline distT="0" distB="0" distL="0" distR="0" wp14:anchorId="45F92367" wp14:editId="3A6BBB05">
-            <wp:extent cx="5939155" cy="1905000"/>
-            <wp:effectExtent l="0" t="0" r="4445" b="0"/>
-            <wp:docPr id="3" name="Рисунок 3"/>
+          <wp:inline distT="0" distB="0" distL="0" distR="0" wp14:anchorId="01FB8BCE" wp14:editId="2A2F1D60">
+            <wp:extent cx="5934075" cy="3257550"/>
+            <wp:effectExtent l="0" t="0" r="9525" b="0"/>
+            <wp:docPr id="4" name="Рисунок 4"/>
             <wp:cNvGraphicFramePr>
               <a:graphicFrameLocks xmlns:a="http://schemas.openxmlformats.org/drawingml/2006/main" noChangeAspect="1"/>
             </wp:cNvGraphicFramePr>
@@ -2044,7 +888,7 @@
                     </pic:cNvPicPr>
                   </pic:nvPicPr>
                   <pic:blipFill>
-                    <a:blip r:embed="rId9">
+                    <a:blip r:embed="rId10">
                       <a:extLst>
                         <a:ext uri="{28A0092B-C50C-407E-A947-70E740481C1C}">
                           <a14:useLocalDpi xmlns:a14="http://schemas.microsoft.com/office/drawing/2010/main" val="0"/>
@@ -2059,7 +903,7 @@
                   <pic:spPr bwMode="auto">
                     <a:xfrm>
                       <a:off x="0" y="0"/>
-                      <a:ext cx="5939155" cy="1905000"/>
+                      <a:ext cx="5934075" cy="3257550"/>
                     </a:xfrm>
                     <a:prstGeom prst="rect">
                       <a:avLst/>
@@ -2075,11 +919,7 @@
           </wp:inline>
         </w:drawing>
       </w:r>
-    </w:p>
-    <w:p>
-      <w:pPr>
-        <w:ind w:firstLine="0"/>
-        <w:jc w:val="both"/>
+      <w:r>
         <w:rPr>
           <w:b/>
           <w:bCs/>
@@ -2087,53 +927,1733 @@
           <w:szCs w:val="36"/>
           <w:lang w:val="ru-RU"/>
         </w:rPr>
-      </w:pPr>
-      <w:r>
+        <w:t>Результат работы программы</w:t>
+      </w:r>
+    </w:p>
+    <w:p>
+      <w:pPr>
+        <w:ind w:firstLine="0"/>
+        <w:jc w:val="both"/>
+        <w:rPr>
+          <w:szCs w:val="24"/>
+          <w:lang w:val="ru-RU"/>
+        </w:rPr>
+      </w:pPr>
+      <w:proofErr w:type="spellStart"/>
+      <w:r>
+        <w:rPr>
+          <w:szCs w:val="24"/>
+        </w:rPr>
+        <w:t>Shellder</w:t>
+      </w:r>
+      <w:proofErr w:type="spellEnd"/>
+      <w:r>
+        <w:rPr>
+          <w:szCs w:val="24"/>
+          <w:lang w:val="ru-RU"/>
+        </w:rPr>
+        <w:t xml:space="preserve"> </w:t>
+      </w:r>
+      <w:proofErr w:type="spellStart"/>
+      <w:r>
+        <w:rPr>
+          <w:szCs w:val="24"/>
+          <w:lang w:val="ru-RU"/>
+        </w:rPr>
+        <w:t>Шелдер</w:t>
+      </w:r>
+      <w:proofErr w:type="spellEnd"/>
+      <w:r>
+        <w:rPr>
+          <w:szCs w:val="24"/>
+          <w:lang w:val="ru-RU"/>
+        </w:rPr>
+        <w:t xml:space="preserve"> из команды черных вступает в бой!</w:t>
+      </w:r>
+    </w:p>
+    <w:p>
+      <w:pPr>
+        <w:ind w:firstLine="0"/>
+        <w:jc w:val="both"/>
+        <w:rPr>
+          <w:szCs w:val="24"/>
+          <w:lang w:val="ru-RU"/>
+        </w:rPr>
+      </w:pPr>
+      <w:proofErr w:type="spellStart"/>
+      <w:r>
+        <w:rPr>
+          <w:szCs w:val="24"/>
+        </w:rPr>
+        <w:t>Passimian</w:t>
+      </w:r>
+      <w:proofErr w:type="spellEnd"/>
+      <w:r>
+        <w:rPr>
+          <w:szCs w:val="24"/>
+          <w:lang w:val="ru-RU"/>
+        </w:rPr>
+        <w:t xml:space="preserve"> </w:t>
+      </w:r>
+      <w:proofErr w:type="spellStart"/>
+      <w:r>
+        <w:rPr>
+          <w:szCs w:val="24"/>
+          <w:lang w:val="ru-RU"/>
+        </w:rPr>
+        <w:t>Пассимиан</w:t>
+      </w:r>
+      <w:proofErr w:type="spellEnd"/>
+      <w:r>
+        <w:rPr>
+          <w:szCs w:val="24"/>
+          <w:lang w:val="ru-RU"/>
+        </w:rPr>
+        <w:t xml:space="preserve"> из команды фиолетовых вступает в бой!</w:t>
+      </w:r>
+    </w:p>
+    <w:p>
+      <w:pPr>
+        <w:ind w:firstLine="0"/>
+        <w:jc w:val="both"/>
+        <w:rPr>
+          <w:szCs w:val="24"/>
+          <w:lang w:val="ru-RU"/>
+        </w:rPr>
+      </w:pPr>
+      <w:proofErr w:type="spellStart"/>
+      <w:r>
+        <w:rPr>
+          <w:szCs w:val="24"/>
+        </w:rPr>
+        <w:t>Passimian</w:t>
+      </w:r>
+      <w:proofErr w:type="spellEnd"/>
+      <w:r>
+        <w:rPr>
+          <w:szCs w:val="24"/>
+          <w:lang w:val="ru-RU"/>
+        </w:rPr>
+        <w:t xml:space="preserve"> </w:t>
+      </w:r>
+      <w:proofErr w:type="spellStart"/>
+      <w:r>
+        <w:rPr>
+          <w:szCs w:val="24"/>
+          <w:lang w:val="ru-RU"/>
+        </w:rPr>
+        <w:t>Пассимиан</w:t>
+      </w:r>
+      <w:proofErr w:type="spellEnd"/>
+      <w:r>
+        <w:rPr>
+          <w:szCs w:val="24"/>
+          <w:lang w:val="ru-RU"/>
+        </w:rPr>
+        <w:t xml:space="preserve"> использует </w:t>
+      </w:r>
+      <w:r>
+        <w:rPr>
+          <w:szCs w:val="24"/>
+        </w:rPr>
+        <w:t>Brutal</w:t>
+      </w:r>
+      <w:r>
+        <w:rPr>
+          <w:szCs w:val="24"/>
+          <w:lang w:val="ru-RU"/>
+        </w:rPr>
+        <w:t xml:space="preserve"> </w:t>
+      </w:r>
+      <w:r>
+        <w:rPr>
+          <w:szCs w:val="24"/>
+        </w:rPr>
+        <w:t>Swing</w:t>
+      </w:r>
+      <w:r>
+        <w:rPr>
+          <w:szCs w:val="24"/>
+          <w:lang w:val="ru-RU"/>
+        </w:rPr>
+        <w:t xml:space="preserve">. </w:t>
+      </w:r>
+    </w:p>
+    <w:p>
+      <w:pPr>
+        <w:ind w:firstLine="0"/>
+        <w:jc w:val="both"/>
+        <w:rPr>
+          <w:szCs w:val="24"/>
+          <w:lang w:val="ru-RU"/>
+        </w:rPr>
+      </w:pPr>
+      <w:proofErr w:type="spellStart"/>
+      <w:r>
+        <w:rPr>
+          <w:szCs w:val="24"/>
+        </w:rPr>
+        <w:t>Shellder</w:t>
+      </w:r>
+      <w:proofErr w:type="spellEnd"/>
+      <w:r>
+        <w:rPr>
+          <w:szCs w:val="24"/>
+          <w:lang w:val="ru-RU"/>
+        </w:rPr>
+        <w:t xml:space="preserve"> </w:t>
+      </w:r>
+      <w:proofErr w:type="spellStart"/>
+      <w:r>
+        <w:rPr>
+          <w:szCs w:val="24"/>
+          <w:lang w:val="ru-RU"/>
+        </w:rPr>
+        <w:t>Шелдер</w:t>
+      </w:r>
+      <w:proofErr w:type="spellEnd"/>
+      <w:r>
+        <w:rPr>
+          <w:szCs w:val="24"/>
+          <w:lang w:val="ru-RU"/>
+        </w:rPr>
+        <w:t xml:space="preserve"> теряет 5 здоровья.</w:t>
+      </w:r>
+    </w:p>
+    <w:p>
+      <w:pPr>
+        <w:ind w:firstLine="0"/>
+        <w:jc w:val="both"/>
+        <w:rPr>
+          <w:szCs w:val="24"/>
+          <w:lang w:val="ru-RU"/>
+        </w:rPr>
+      </w:pPr>
+    </w:p>
+    <w:p>
+      <w:pPr>
+        <w:ind w:firstLine="0"/>
+        <w:jc w:val="both"/>
+        <w:rPr>
+          <w:szCs w:val="24"/>
+          <w:lang w:val="ru-RU"/>
+        </w:rPr>
+      </w:pPr>
+      <w:proofErr w:type="spellStart"/>
+      <w:r>
+        <w:rPr>
+          <w:szCs w:val="24"/>
+        </w:rPr>
+        <w:t>Shellder</w:t>
+      </w:r>
+      <w:proofErr w:type="spellEnd"/>
+      <w:r>
+        <w:rPr>
+          <w:szCs w:val="24"/>
+          <w:lang w:val="ru-RU"/>
+        </w:rPr>
+        <w:t xml:space="preserve"> </w:t>
+      </w:r>
+      <w:proofErr w:type="spellStart"/>
+      <w:r>
+        <w:rPr>
+          <w:szCs w:val="24"/>
+          <w:lang w:val="ru-RU"/>
+        </w:rPr>
+        <w:t>Шелдер</w:t>
+      </w:r>
+      <w:proofErr w:type="spellEnd"/>
+      <w:r>
+        <w:rPr>
+          <w:szCs w:val="24"/>
+          <w:lang w:val="ru-RU"/>
+        </w:rPr>
+        <w:t xml:space="preserve"> использует </w:t>
+      </w:r>
+      <w:r>
+        <w:rPr>
+          <w:szCs w:val="24"/>
+        </w:rPr>
+        <w:t>Confide</w:t>
+      </w:r>
+      <w:r>
+        <w:rPr>
+          <w:szCs w:val="24"/>
+          <w:lang w:val="ru-RU"/>
+        </w:rPr>
+        <w:t xml:space="preserve">. </w:t>
+      </w:r>
+    </w:p>
+    <w:p>
+      <w:pPr>
+        <w:ind w:firstLine="0"/>
+        <w:jc w:val="both"/>
+        <w:rPr>
+          <w:szCs w:val="24"/>
+          <w:lang w:val="ru-RU"/>
+        </w:rPr>
+      </w:pPr>
+    </w:p>
+    <w:p>
+      <w:pPr>
+        <w:ind w:firstLine="0"/>
+        <w:jc w:val="both"/>
+        <w:rPr>
+          <w:szCs w:val="24"/>
+          <w:lang w:val="ru-RU"/>
+        </w:rPr>
+      </w:pPr>
+      <w:proofErr w:type="spellStart"/>
+      <w:r>
+        <w:rPr>
+          <w:szCs w:val="24"/>
+        </w:rPr>
+        <w:t>Passimian</w:t>
+      </w:r>
+      <w:proofErr w:type="spellEnd"/>
+      <w:r>
+        <w:rPr>
+          <w:szCs w:val="24"/>
+          <w:lang w:val="ru-RU"/>
+        </w:rPr>
+        <w:t xml:space="preserve"> </w:t>
+      </w:r>
+      <w:proofErr w:type="spellStart"/>
+      <w:r>
+        <w:rPr>
+          <w:szCs w:val="24"/>
+          <w:lang w:val="ru-RU"/>
+        </w:rPr>
+        <w:t>Пассимиан</w:t>
+      </w:r>
+      <w:proofErr w:type="spellEnd"/>
+      <w:r>
+        <w:rPr>
+          <w:szCs w:val="24"/>
+          <w:lang w:val="ru-RU"/>
+        </w:rPr>
+        <w:t xml:space="preserve"> использовал </w:t>
+      </w:r>
+      <w:r>
+        <w:rPr>
+          <w:szCs w:val="24"/>
+        </w:rPr>
+        <w:t>Take</w:t>
+      </w:r>
+      <w:r>
+        <w:rPr>
+          <w:szCs w:val="24"/>
+          <w:lang w:val="ru-RU"/>
+        </w:rPr>
+        <w:t xml:space="preserve"> </w:t>
+      </w:r>
+      <w:r>
+        <w:rPr>
+          <w:szCs w:val="24"/>
+        </w:rPr>
+        <w:t>Down</w:t>
+      </w:r>
+      <w:r>
+        <w:rPr>
+          <w:szCs w:val="24"/>
+          <w:lang w:val="ru-RU"/>
+        </w:rPr>
+        <w:t xml:space="preserve">. </w:t>
+      </w:r>
+    </w:p>
+    <w:p>
+      <w:pPr>
+        <w:ind w:firstLine="0"/>
+        <w:jc w:val="both"/>
+        <w:rPr>
+          <w:szCs w:val="24"/>
+          <w:lang w:val="ru-RU"/>
+        </w:rPr>
+      </w:pPr>
+      <w:proofErr w:type="spellStart"/>
+      <w:r>
+        <w:rPr>
+          <w:szCs w:val="24"/>
+        </w:rPr>
+        <w:t>Shellder</w:t>
+      </w:r>
+      <w:proofErr w:type="spellEnd"/>
+      <w:r>
+        <w:rPr>
+          <w:szCs w:val="24"/>
+          <w:lang w:val="ru-RU"/>
+        </w:rPr>
+        <w:t xml:space="preserve"> </w:t>
+      </w:r>
+      <w:proofErr w:type="spellStart"/>
+      <w:r>
+        <w:rPr>
+          <w:szCs w:val="24"/>
+          <w:lang w:val="ru-RU"/>
+        </w:rPr>
+        <w:t>Шелдер</w:t>
+      </w:r>
+      <w:proofErr w:type="spellEnd"/>
+      <w:r>
+        <w:rPr>
+          <w:szCs w:val="24"/>
+          <w:lang w:val="ru-RU"/>
+        </w:rPr>
+        <w:t xml:space="preserve"> теряет 6 здоровья.</w:t>
+      </w:r>
+    </w:p>
+    <w:p>
+      <w:pPr>
+        <w:ind w:firstLine="0"/>
+        <w:jc w:val="both"/>
+        <w:rPr>
+          <w:szCs w:val="24"/>
+          <w:lang w:val="ru-RU"/>
+        </w:rPr>
+      </w:pPr>
+      <w:proofErr w:type="spellStart"/>
+      <w:r>
+        <w:rPr>
+          <w:szCs w:val="24"/>
+        </w:rPr>
+        <w:t>Passimian</w:t>
+      </w:r>
+      <w:proofErr w:type="spellEnd"/>
+      <w:r>
+        <w:rPr>
+          <w:szCs w:val="24"/>
+          <w:lang w:val="ru-RU"/>
+        </w:rPr>
+        <w:t xml:space="preserve"> </w:t>
+      </w:r>
+      <w:proofErr w:type="spellStart"/>
+      <w:r>
+        <w:rPr>
+          <w:szCs w:val="24"/>
+          <w:lang w:val="ru-RU"/>
+        </w:rPr>
+        <w:t>Пассимиан</w:t>
+      </w:r>
+      <w:proofErr w:type="spellEnd"/>
+      <w:r>
+        <w:rPr>
+          <w:szCs w:val="24"/>
+          <w:lang w:val="ru-RU"/>
+        </w:rPr>
+        <w:t xml:space="preserve"> теряет 2 здоровья.</w:t>
+      </w:r>
+    </w:p>
+    <w:p>
+      <w:pPr>
+        <w:ind w:firstLine="0"/>
+        <w:jc w:val="both"/>
+        <w:rPr>
+          <w:szCs w:val="24"/>
+          <w:lang w:val="ru-RU"/>
+        </w:rPr>
+      </w:pPr>
+    </w:p>
+    <w:p>
+      <w:pPr>
+        <w:ind w:firstLine="0"/>
+        <w:jc w:val="both"/>
+        <w:rPr>
+          <w:szCs w:val="24"/>
+          <w:lang w:val="ru-RU"/>
+        </w:rPr>
+      </w:pPr>
+      <w:proofErr w:type="spellStart"/>
+      <w:r>
+        <w:rPr>
+          <w:szCs w:val="24"/>
+        </w:rPr>
+        <w:t>Shellder</w:t>
+      </w:r>
+      <w:proofErr w:type="spellEnd"/>
+      <w:r>
+        <w:rPr>
+          <w:szCs w:val="24"/>
+          <w:lang w:val="ru-RU"/>
+        </w:rPr>
+        <w:t xml:space="preserve"> </w:t>
+      </w:r>
+      <w:proofErr w:type="spellStart"/>
+      <w:r>
+        <w:rPr>
+          <w:szCs w:val="24"/>
+          <w:lang w:val="ru-RU"/>
+        </w:rPr>
+        <w:t>Шелдер</w:t>
+      </w:r>
+      <w:proofErr w:type="spellEnd"/>
+      <w:r>
+        <w:rPr>
+          <w:szCs w:val="24"/>
+          <w:lang w:val="ru-RU"/>
+        </w:rPr>
+        <w:t xml:space="preserve"> использует </w:t>
+      </w:r>
+      <w:r>
+        <w:rPr>
+          <w:szCs w:val="24"/>
+        </w:rPr>
+        <w:t>Aurora</w:t>
+      </w:r>
+      <w:r>
+        <w:rPr>
+          <w:szCs w:val="24"/>
+          <w:lang w:val="ru-RU"/>
+        </w:rPr>
+        <w:t xml:space="preserve"> </w:t>
+      </w:r>
+      <w:r>
+        <w:rPr>
+          <w:szCs w:val="24"/>
+        </w:rPr>
+        <w:t>Beam</w:t>
+      </w:r>
+      <w:r>
+        <w:rPr>
+          <w:szCs w:val="24"/>
+          <w:lang w:val="ru-RU"/>
+        </w:rPr>
+        <w:t xml:space="preserve">. </w:t>
+      </w:r>
+    </w:p>
+    <w:p>
+      <w:pPr>
+        <w:ind w:firstLine="0"/>
+        <w:jc w:val="both"/>
+        <w:rPr>
+          <w:szCs w:val="24"/>
+          <w:lang w:val="ru-RU"/>
+        </w:rPr>
+      </w:pPr>
+      <w:proofErr w:type="spellStart"/>
+      <w:r>
+        <w:rPr>
+          <w:szCs w:val="24"/>
+        </w:rPr>
+        <w:t>Passimian</w:t>
+      </w:r>
+      <w:proofErr w:type="spellEnd"/>
+      <w:r>
+        <w:rPr>
+          <w:szCs w:val="24"/>
+          <w:lang w:val="ru-RU"/>
+        </w:rPr>
+        <w:t xml:space="preserve"> </w:t>
+      </w:r>
+      <w:proofErr w:type="spellStart"/>
+      <w:r>
+        <w:rPr>
+          <w:szCs w:val="24"/>
+          <w:lang w:val="ru-RU"/>
+        </w:rPr>
+        <w:t>Пассимиан</w:t>
+      </w:r>
+      <w:proofErr w:type="spellEnd"/>
+      <w:r>
+        <w:rPr>
+          <w:szCs w:val="24"/>
+          <w:lang w:val="ru-RU"/>
+        </w:rPr>
+        <w:t xml:space="preserve"> теряет 5 здоровья.</w:t>
+      </w:r>
+    </w:p>
+    <w:p>
+      <w:pPr>
+        <w:ind w:firstLine="0"/>
+        <w:jc w:val="both"/>
+        <w:rPr>
+          <w:szCs w:val="24"/>
+          <w:lang w:val="ru-RU"/>
+        </w:rPr>
+      </w:pPr>
+    </w:p>
+    <w:p>
+      <w:pPr>
+        <w:ind w:firstLine="0"/>
+        <w:jc w:val="both"/>
+        <w:rPr>
+          <w:szCs w:val="24"/>
+          <w:lang w:val="ru-RU"/>
+        </w:rPr>
+      </w:pPr>
+      <w:proofErr w:type="spellStart"/>
+      <w:r>
+        <w:rPr>
+          <w:szCs w:val="24"/>
+        </w:rPr>
+        <w:t>Passimian</w:t>
+      </w:r>
+      <w:proofErr w:type="spellEnd"/>
+      <w:r>
+        <w:rPr>
+          <w:szCs w:val="24"/>
+          <w:lang w:val="ru-RU"/>
+        </w:rPr>
+        <w:t xml:space="preserve"> </w:t>
+      </w:r>
+      <w:proofErr w:type="spellStart"/>
+      <w:r>
+        <w:rPr>
+          <w:szCs w:val="24"/>
+          <w:lang w:val="ru-RU"/>
+        </w:rPr>
+        <w:t>Пассимиан</w:t>
+      </w:r>
+      <w:proofErr w:type="spellEnd"/>
+      <w:r>
+        <w:rPr>
+          <w:szCs w:val="24"/>
+          <w:lang w:val="ru-RU"/>
+        </w:rPr>
+        <w:t xml:space="preserve"> использует </w:t>
+      </w:r>
+      <w:r>
+        <w:rPr>
+          <w:szCs w:val="24"/>
+        </w:rPr>
+        <w:t>Seismic</w:t>
+      </w:r>
+      <w:r>
+        <w:rPr>
+          <w:szCs w:val="24"/>
+          <w:lang w:val="ru-RU"/>
+        </w:rPr>
+        <w:t xml:space="preserve"> </w:t>
+      </w:r>
+      <w:r>
+        <w:rPr>
+          <w:szCs w:val="24"/>
+        </w:rPr>
+        <w:t>Toss</w:t>
+      </w:r>
+      <w:r>
+        <w:rPr>
+          <w:szCs w:val="24"/>
+          <w:lang w:val="ru-RU"/>
+        </w:rPr>
+        <w:t xml:space="preserve">. </w:t>
+      </w:r>
+    </w:p>
+    <w:p>
+      <w:pPr>
+        <w:ind w:firstLine="0"/>
+        <w:jc w:val="both"/>
+        <w:rPr>
+          <w:szCs w:val="24"/>
+          <w:lang w:val="ru-RU"/>
+        </w:rPr>
+      </w:pPr>
+      <w:proofErr w:type="spellStart"/>
+      <w:r>
+        <w:rPr>
+          <w:szCs w:val="24"/>
+        </w:rPr>
+        <w:t>Shellder</w:t>
+      </w:r>
+      <w:proofErr w:type="spellEnd"/>
+      <w:r>
+        <w:rPr>
+          <w:szCs w:val="24"/>
+          <w:lang w:val="ru-RU"/>
+        </w:rPr>
+        <w:t xml:space="preserve"> </w:t>
+      </w:r>
+      <w:proofErr w:type="spellStart"/>
+      <w:r>
+        <w:rPr>
+          <w:szCs w:val="24"/>
+          <w:lang w:val="ru-RU"/>
+        </w:rPr>
+        <w:t>Шелдер</w:t>
+      </w:r>
+      <w:proofErr w:type="spellEnd"/>
+      <w:r>
+        <w:rPr>
+          <w:szCs w:val="24"/>
+          <w:lang w:val="ru-RU"/>
+        </w:rPr>
+        <w:t xml:space="preserve"> теряет 22 здоровья.</w:t>
+      </w:r>
+    </w:p>
+    <w:p>
+      <w:pPr>
+        <w:ind w:firstLine="0"/>
+        <w:jc w:val="both"/>
+        <w:rPr>
+          <w:szCs w:val="24"/>
+          <w:lang w:val="ru-RU"/>
+        </w:rPr>
+      </w:pPr>
+      <w:proofErr w:type="spellStart"/>
+      <w:r>
+        <w:rPr>
+          <w:szCs w:val="24"/>
+        </w:rPr>
+        <w:t>Shellder</w:t>
+      </w:r>
+      <w:proofErr w:type="spellEnd"/>
+      <w:r>
+        <w:rPr>
+          <w:szCs w:val="24"/>
+          <w:lang w:val="ru-RU"/>
+        </w:rPr>
+        <w:t xml:space="preserve"> </w:t>
+      </w:r>
+      <w:proofErr w:type="spellStart"/>
+      <w:r>
+        <w:rPr>
+          <w:szCs w:val="24"/>
+          <w:lang w:val="ru-RU"/>
+        </w:rPr>
+        <w:t>Шелдер</w:t>
+      </w:r>
+      <w:proofErr w:type="spellEnd"/>
+      <w:r>
+        <w:rPr>
+          <w:szCs w:val="24"/>
+          <w:lang w:val="ru-RU"/>
+        </w:rPr>
+        <w:t xml:space="preserve"> теряет сознание.</w:t>
+      </w:r>
+    </w:p>
+    <w:p>
+      <w:pPr>
+        <w:ind w:firstLine="0"/>
+        <w:jc w:val="both"/>
+        <w:rPr>
+          <w:szCs w:val="24"/>
+          <w:lang w:val="ru-RU"/>
+        </w:rPr>
+      </w:pPr>
+      <w:proofErr w:type="spellStart"/>
+      <w:r>
+        <w:rPr>
+          <w:szCs w:val="24"/>
+        </w:rPr>
+        <w:t>Swinub</w:t>
+      </w:r>
+      <w:proofErr w:type="spellEnd"/>
+      <w:r>
+        <w:rPr>
+          <w:szCs w:val="24"/>
+          <w:lang w:val="ru-RU"/>
+        </w:rPr>
+        <w:t xml:space="preserve"> </w:t>
+      </w:r>
+      <w:proofErr w:type="spellStart"/>
+      <w:r>
+        <w:rPr>
+          <w:szCs w:val="24"/>
+          <w:lang w:val="ru-RU"/>
+        </w:rPr>
+        <w:t>Свинаб</w:t>
+      </w:r>
+      <w:proofErr w:type="spellEnd"/>
+      <w:r>
+        <w:rPr>
+          <w:szCs w:val="24"/>
+          <w:lang w:val="ru-RU"/>
+        </w:rPr>
+        <w:t xml:space="preserve"> из команды черных вступает в бой!</w:t>
+      </w:r>
+    </w:p>
+    <w:p>
+      <w:pPr>
+        <w:ind w:firstLine="0"/>
+        <w:jc w:val="both"/>
+        <w:rPr>
+          <w:szCs w:val="24"/>
+          <w:lang w:val="ru-RU"/>
+        </w:rPr>
+      </w:pPr>
+      <w:proofErr w:type="spellStart"/>
+      <w:r>
+        <w:rPr>
+          <w:szCs w:val="24"/>
+        </w:rPr>
+        <w:t>Passimian</w:t>
+      </w:r>
+      <w:proofErr w:type="spellEnd"/>
+      <w:r>
+        <w:rPr>
+          <w:szCs w:val="24"/>
+          <w:lang w:val="ru-RU"/>
+        </w:rPr>
+        <w:t xml:space="preserve"> </w:t>
+      </w:r>
+      <w:proofErr w:type="spellStart"/>
+      <w:r>
+        <w:rPr>
+          <w:szCs w:val="24"/>
+          <w:lang w:val="ru-RU"/>
+        </w:rPr>
+        <w:t>Пассимиан</w:t>
+      </w:r>
+      <w:proofErr w:type="spellEnd"/>
+      <w:r>
+        <w:rPr>
+          <w:szCs w:val="24"/>
+          <w:lang w:val="ru-RU"/>
+        </w:rPr>
+        <w:t xml:space="preserve"> использует </w:t>
+      </w:r>
+      <w:r>
+        <w:rPr>
+          <w:szCs w:val="24"/>
+        </w:rPr>
+        <w:t>Brutal</w:t>
+      </w:r>
+      <w:r>
+        <w:rPr>
+          <w:szCs w:val="24"/>
+          <w:lang w:val="ru-RU"/>
+        </w:rPr>
+        <w:t xml:space="preserve"> </w:t>
+      </w:r>
+      <w:r>
+        <w:rPr>
+          <w:szCs w:val="24"/>
+        </w:rPr>
+        <w:t>Swing</w:t>
+      </w:r>
+      <w:r>
+        <w:rPr>
+          <w:szCs w:val="24"/>
+          <w:lang w:val="ru-RU"/>
+        </w:rPr>
+        <w:t xml:space="preserve">. </w:t>
+      </w:r>
+    </w:p>
+    <w:p>
+      <w:pPr>
+        <w:ind w:firstLine="0"/>
+        <w:jc w:val="both"/>
+        <w:rPr>
+          <w:szCs w:val="24"/>
+          <w:lang w:val="ru-RU"/>
+        </w:rPr>
+      </w:pPr>
+      <w:r>
+        <w:rPr>
+          <w:szCs w:val="24"/>
+          <w:lang w:val="ru-RU"/>
+        </w:rPr>
+        <w:t>Критический удар!</w:t>
+      </w:r>
+    </w:p>
+    <w:p>
+      <w:pPr>
+        <w:ind w:firstLine="0"/>
+        <w:jc w:val="both"/>
+        <w:rPr>
+          <w:szCs w:val="24"/>
+          <w:lang w:val="ru-RU"/>
+        </w:rPr>
+      </w:pPr>
+      <w:proofErr w:type="spellStart"/>
+      <w:r>
+        <w:rPr>
+          <w:szCs w:val="24"/>
+        </w:rPr>
+        <w:lastRenderedPageBreak/>
+        <w:t>Swinub</w:t>
+      </w:r>
+      <w:proofErr w:type="spellEnd"/>
+      <w:r>
+        <w:rPr>
+          <w:szCs w:val="24"/>
+          <w:lang w:val="ru-RU"/>
+        </w:rPr>
+        <w:t xml:space="preserve"> </w:t>
+      </w:r>
+      <w:proofErr w:type="spellStart"/>
+      <w:r>
+        <w:rPr>
+          <w:szCs w:val="24"/>
+          <w:lang w:val="ru-RU"/>
+        </w:rPr>
+        <w:t>Свинаб</w:t>
+      </w:r>
+      <w:proofErr w:type="spellEnd"/>
+      <w:r>
+        <w:rPr>
+          <w:szCs w:val="24"/>
+          <w:lang w:val="ru-RU"/>
+        </w:rPr>
+        <w:t xml:space="preserve"> теряет 24 здоровья.</w:t>
+      </w:r>
+    </w:p>
+    <w:p>
+      <w:pPr>
+        <w:ind w:firstLine="0"/>
+        <w:jc w:val="both"/>
+        <w:rPr>
+          <w:szCs w:val="24"/>
+          <w:lang w:val="ru-RU"/>
+        </w:rPr>
+      </w:pPr>
+      <w:proofErr w:type="spellStart"/>
+      <w:r>
+        <w:rPr>
+          <w:szCs w:val="24"/>
+        </w:rPr>
+        <w:t>Swinub</w:t>
+      </w:r>
+      <w:proofErr w:type="spellEnd"/>
+      <w:r>
+        <w:rPr>
+          <w:szCs w:val="24"/>
+          <w:lang w:val="ru-RU"/>
+        </w:rPr>
+        <w:t xml:space="preserve"> </w:t>
+      </w:r>
+      <w:proofErr w:type="spellStart"/>
+      <w:r>
+        <w:rPr>
+          <w:szCs w:val="24"/>
+          <w:lang w:val="ru-RU"/>
+        </w:rPr>
+        <w:t>Свинаб</w:t>
+      </w:r>
+      <w:proofErr w:type="spellEnd"/>
+      <w:r>
+        <w:rPr>
+          <w:szCs w:val="24"/>
+          <w:lang w:val="ru-RU"/>
+        </w:rPr>
+        <w:t xml:space="preserve"> теряет сознание.</w:t>
+      </w:r>
+    </w:p>
+    <w:p>
+      <w:pPr>
+        <w:ind w:firstLine="0"/>
+        <w:jc w:val="both"/>
+        <w:rPr>
+          <w:szCs w:val="24"/>
+          <w:lang w:val="ru-RU"/>
+        </w:rPr>
+      </w:pPr>
+      <w:proofErr w:type="spellStart"/>
+      <w:r>
+        <w:rPr>
+          <w:szCs w:val="24"/>
+        </w:rPr>
+        <w:t>Mamoswine</w:t>
+      </w:r>
+      <w:proofErr w:type="spellEnd"/>
+      <w:r>
+        <w:rPr>
+          <w:szCs w:val="24"/>
+          <w:lang w:val="ru-RU"/>
+        </w:rPr>
+        <w:t xml:space="preserve"> </w:t>
+      </w:r>
+      <w:proofErr w:type="spellStart"/>
+      <w:r>
+        <w:rPr>
+          <w:szCs w:val="24"/>
+          <w:lang w:val="ru-RU"/>
+        </w:rPr>
+        <w:t>Мамосвайн</w:t>
+      </w:r>
+      <w:proofErr w:type="spellEnd"/>
+      <w:r>
+        <w:rPr>
+          <w:szCs w:val="24"/>
+          <w:lang w:val="ru-RU"/>
+        </w:rPr>
+        <w:t xml:space="preserve"> из команды черных вступает в бой!</w:t>
+      </w:r>
+    </w:p>
+    <w:p>
+      <w:pPr>
+        <w:ind w:firstLine="0"/>
+        <w:jc w:val="both"/>
+        <w:rPr>
+          <w:szCs w:val="24"/>
+          <w:lang w:val="ru-RU"/>
+        </w:rPr>
+      </w:pPr>
+      <w:proofErr w:type="spellStart"/>
+      <w:r>
+        <w:rPr>
+          <w:szCs w:val="24"/>
+        </w:rPr>
+        <w:t>Mamoswine</w:t>
+      </w:r>
+      <w:proofErr w:type="spellEnd"/>
+      <w:r>
+        <w:rPr>
+          <w:szCs w:val="24"/>
+          <w:lang w:val="ru-RU"/>
+        </w:rPr>
+        <w:t xml:space="preserve"> </w:t>
+      </w:r>
+      <w:proofErr w:type="spellStart"/>
+      <w:r>
+        <w:rPr>
+          <w:szCs w:val="24"/>
+          <w:lang w:val="ru-RU"/>
+        </w:rPr>
+        <w:t>Мамосвайн</w:t>
+      </w:r>
+      <w:proofErr w:type="spellEnd"/>
+      <w:r>
+        <w:rPr>
+          <w:szCs w:val="24"/>
+          <w:lang w:val="ru-RU"/>
+        </w:rPr>
+        <w:t xml:space="preserve"> использует </w:t>
+      </w:r>
+      <w:r>
+        <w:rPr>
+          <w:szCs w:val="24"/>
+        </w:rPr>
+        <w:t>Amnesia</w:t>
+      </w:r>
+      <w:r>
+        <w:rPr>
+          <w:szCs w:val="24"/>
+          <w:lang w:val="ru-RU"/>
+        </w:rPr>
+        <w:t xml:space="preserve">. </w:t>
+      </w:r>
+    </w:p>
+    <w:p>
+      <w:pPr>
+        <w:ind w:firstLine="0"/>
+        <w:jc w:val="both"/>
+        <w:rPr>
+          <w:szCs w:val="24"/>
+          <w:lang w:val="ru-RU"/>
+        </w:rPr>
+      </w:pPr>
+    </w:p>
+    <w:p>
+      <w:pPr>
+        <w:ind w:firstLine="0"/>
+        <w:jc w:val="both"/>
+        <w:rPr>
+          <w:szCs w:val="24"/>
+          <w:lang w:val="ru-RU"/>
+        </w:rPr>
+      </w:pPr>
+      <w:proofErr w:type="spellStart"/>
+      <w:r>
+        <w:rPr>
+          <w:szCs w:val="24"/>
+        </w:rPr>
+        <w:t>Passimian</w:t>
+      </w:r>
+      <w:proofErr w:type="spellEnd"/>
+      <w:r>
+        <w:rPr>
+          <w:szCs w:val="24"/>
+          <w:lang w:val="ru-RU"/>
+        </w:rPr>
+        <w:t xml:space="preserve"> </w:t>
+      </w:r>
+      <w:proofErr w:type="spellStart"/>
+      <w:r>
+        <w:rPr>
+          <w:szCs w:val="24"/>
+          <w:lang w:val="ru-RU"/>
+        </w:rPr>
+        <w:t>Пассимиан</w:t>
+      </w:r>
+      <w:proofErr w:type="spellEnd"/>
+      <w:r>
+        <w:rPr>
+          <w:szCs w:val="24"/>
+          <w:lang w:val="ru-RU"/>
+        </w:rPr>
+        <w:t xml:space="preserve"> использует </w:t>
+      </w:r>
+      <w:r>
+        <w:rPr>
+          <w:szCs w:val="24"/>
+        </w:rPr>
+        <w:t>Brutal</w:t>
+      </w:r>
+      <w:r>
+        <w:rPr>
+          <w:szCs w:val="24"/>
+          <w:lang w:val="ru-RU"/>
+        </w:rPr>
+        <w:t xml:space="preserve"> </w:t>
+      </w:r>
+      <w:r>
+        <w:rPr>
+          <w:szCs w:val="24"/>
+        </w:rPr>
+        <w:t>Swing</w:t>
+      </w:r>
+      <w:r>
+        <w:rPr>
+          <w:szCs w:val="24"/>
+          <w:lang w:val="ru-RU"/>
+        </w:rPr>
+        <w:t xml:space="preserve">. </w:t>
+      </w:r>
+    </w:p>
+    <w:p>
+      <w:pPr>
+        <w:ind w:firstLine="0"/>
+        <w:jc w:val="both"/>
+        <w:rPr>
+          <w:szCs w:val="24"/>
+          <w:lang w:val="ru-RU"/>
+        </w:rPr>
+      </w:pPr>
+      <w:proofErr w:type="spellStart"/>
+      <w:r>
+        <w:rPr>
+          <w:szCs w:val="24"/>
+        </w:rPr>
+        <w:t>Mamoswine</w:t>
+      </w:r>
+      <w:proofErr w:type="spellEnd"/>
+      <w:r>
+        <w:rPr>
+          <w:szCs w:val="24"/>
+          <w:lang w:val="ru-RU"/>
+        </w:rPr>
+        <w:t xml:space="preserve"> </w:t>
+      </w:r>
+      <w:proofErr w:type="spellStart"/>
+      <w:r>
+        <w:rPr>
+          <w:szCs w:val="24"/>
+          <w:lang w:val="ru-RU"/>
+        </w:rPr>
+        <w:t>Мамосвайн</w:t>
+      </w:r>
+      <w:proofErr w:type="spellEnd"/>
+      <w:r>
+        <w:rPr>
+          <w:szCs w:val="24"/>
+          <w:lang w:val="ru-RU"/>
+        </w:rPr>
+        <w:t xml:space="preserve"> теряет 9 здоровья.</w:t>
+      </w:r>
+    </w:p>
+    <w:p>
+      <w:pPr>
+        <w:ind w:firstLine="0"/>
+        <w:jc w:val="both"/>
+        <w:rPr>
+          <w:szCs w:val="24"/>
+          <w:lang w:val="ru-RU"/>
+        </w:rPr>
+      </w:pPr>
+    </w:p>
+    <w:p>
+      <w:pPr>
+        <w:ind w:firstLine="0"/>
+        <w:jc w:val="both"/>
+        <w:rPr>
+          <w:szCs w:val="24"/>
+          <w:lang w:val="ru-RU"/>
+        </w:rPr>
+      </w:pPr>
+      <w:proofErr w:type="spellStart"/>
+      <w:r>
+        <w:rPr>
+          <w:szCs w:val="24"/>
+        </w:rPr>
+        <w:t>Mamoswine</w:t>
+      </w:r>
+      <w:proofErr w:type="spellEnd"/>
+      <w:r>
+        <w:rPr>
+          <w:szCs w:val="24"/>
+          <w:lang w:val="ru-RU"/>
+        </w:rPr>
+        <w:t xml:space="preserve"> </w:t>
+      </w:r>
+      <w:proofErr w:type="spellStart"/>
+      <w:r>
+        <w:rPr>
+          <w:szCs w:val="24"/>
+          <w:lang w:val="ru-RU"/>
+        </w:rPr>
+        <w:t>Мамосвайн</w:t>
+      </w:r>
+      <w:proofErr w:type="spellEnd"/>
+      <w:r>
+        <w:rPr>
+          <w:szCs w:val="24"/>
+          <w:lang w:val="ru-RU"/>
+        </w:rPr>
+        <w:t xml:space="preserve"> использует </w:t>
+      </w:r>
+      <w:r>
+        <w:rPr>
+          <w:szCs w:val="24"/>
+        </w:rPr>
+        <w:t>Powder</w:t>
+      </w:r>
+      <w:r>
+        <w:rPr>
+          <w:szCs w:val="24"/>
+          <w:lang w:val="ru-RU"/>
+        </w:rPr>
+        <w:t xml:space="preserve"> </w:t>
+      </w:r>
+      <w:r>
+        <w:rPr>
+          <w:szCs w:val="24"/>
+        </w:rPr>
+        <w:t>Snow</w:t>
+      </w:r>
+      <w:r>
+        <w:rPr>
+          <w:szCs w:val="24"/>
+          <w:lang w:val="ru-RU"/>
+        </w:rPr>
+        <w:t xml:space="preserve">. </w:t>
+      </w:r>
+    </w:p>
+    <w:p>
+      <w:pPr>
+        <w:ind w:firstLine="0"/>
+        <w:jc w:val="both"/>
+        <w:rPr>
+          <w:szCs w:val="24"/>
+          <w:lang w:val="ru-RU"/>
+        </w:rPr>
+      </w:pPr>
+      <w:proofErr w:type="spellStart"/>
+      <w:r>
+        <w:rPr>
+          <w:szCs w:val="24"/>
+        </w:rPr>
+        <w:t>Mamoswine</w:t>
+      </w:r>
+      <w:proofErr w:type="spellEnd"/>
+      <w:r>
+        <w:rPr>
+          <w:szCs w:val="24"/>
+          <w:lang w:val="ru-RU"/>
+        </w:rPr>
+        <w:t xml:space="preserve"> </w:t>
+      </w:r>
+      <w:proofErr w:type="spellStart"/>
+      <w:r>
+        <w:rPr>
+          <w:szCs w:val="24"/>
+          <w:lang w:val="ru-RU"/>
+        </w:rPr>
+        <w:t>Мамосвайн</w:t>
+      </w:r>
+      <w:proofErr w:type="spellEnd"/>
+      <w:r>
+        <w:rPr>
+          <w:szCs w:val="24"/>
+          <w:lang w:val="ru-RU"/>
+        </w:rPr>
+        <w:t xml:space="preserve"> теряет 6 здоровья.</w:t>
+      </w:r>
+    </w:p>
+    <w:p>
+      <w:pPr>
+        <w:ind w:firstLine="0"/>
+        <w:jc w:val="both"/>
+        <w:rPr>
+          <w:szCs w:val="24"/>
+          <w:lang w:val="ru-RU"/>
+        </w:rPr>
+      </w:pPr>
+    </w:p>
+    <w:p>
+      <w:pPr>
+        <w:ind w:firstLine="0"/>
+        <w:jc w:val="both"/>
+        <w:rPr>
+          <w:szCs w:val="24"/>
+          <w:lang w:val="ru-RU"/>
+        </w:rPr>
+      </w:pPr>
+      <w:proofErr w:type="spellStart"/>
+      <w:r>
+        <w:rPr>
+          <w:szCs w:val="24"/>
+        </w:rPr>
+        <w:t>Mamoswine</w:t>
+      </w:r>
+      <w:proofErr w:type="spellEnd"/>
+      <w:r>
+        <w:rPr>
+          <w:szCs w:val="24"/>
+          <w:lang w:val="ru-RU"/>
+        </w:rPr>
+        <w:t xml:space="preserve"> </w:t>
+      </w:r>
+      <w:proofErr w:type="spellStart"/>
+      <w:r>
+        <w:rPr>
+          <w:szCs w:val="24"/>
+          <w:lang w:val="ru-RU"/>
+        </w:rPr>
+        <w:t>Мамосвайн</w:t>
+      </w:r>
+      <w:proofErr w:type="spellEnd"/>
+      <w:r>
+        <w:rPr>
+          <w:szCs w:val="24"/>
+          <w:lang w:val="ru-RU"/>
+        </w:rPr>
+        <w:t xml:space="preserve"> использует </w:t>
+      </w:r>
+      <w:r>
+        <w:rPr>
+          <w:szCs w:val="24"/>
+        </w:rPr>
+        <w:t>Powder</w:t>
+      </w:r>
+      <w:r>
+        <w:rPr>
+          <w:szCs w:val="24"/>
+          <w:lang w:val="ru-RU"/>
+        </w:rPr>
+        <w:t xml:space="preserve"> </w:t>
+      </w:r>
+      <w:r>
+        <w:rPr>
+          <w:szCs w:val="24"/>
+        </w:rPr>
+        <w:t>Snow</w:t>
+      </w:r>
+      <w:r>
+        <w:rPr>
+          <w:szCs w:val="24"/>
+          <w:lang w:val="ru-RU"/>
+        </w:rPr>
+        <w:t xml:space="preserve">. </w:t>
+      </w:r>
+    </w:p>
+    <w:p>
+      <w:pPr>
+        <w:ind w:firstLine="0"/>
+        <w:jc w:val="both"/>
+        <w:rPr>
+          <w:szCs w:val="24"/>
+          <w:lang w:val="ru-RU"/>
+        </w:rPr>
+      </w:pPr>
+      <w:proofErr w:type="spellStart"/>
+      <w:r>
+        <w:rPr>
+          <w:szCs w:val="24"/>
+        </w:rPr>
+        <w:t>Mamoswine</w:t>
+      </w:r>
+      <w:proofErr w:type="spellEnd"/>
+      <w:r>
+        <w:rPr>
+          <w:szCs w:val="24"/>
+          <w:lang w:val="ru-RU"/>
+        </w:rPr>
+        <w:t xml:space="preserve"> </w:t>
+      </w:r>
+      <w:proofErr w:type="spellStart"/>
+      <w:r>
+        <w:rPr>
+          <w:szCs w:val="24"/>
+          <w:lang w:val="ru-RU"/>
+        </w:rPr>
+        <w:t>Мамосвайн</w:t>
+      </w:r>
+      <w:proofErr w:type="spellEnd"/>
+      <w:r>
+        <w:rPr>
+          <w:szCs w:val="24"/>
+          <w:lang w:val="ru-RU"/>
+        </w:rPr>
+        <w:t xml:space="preserve"> теряет 5 здоровья.</w:t>
+      </w:r>
+    </w:p>
+    <w:p>
+      <w:pPr>
+        <w:ind w:firstLine="0"/>
+        <w:jc w:val="both"/>
+        <w:rPr>
+          <w:szCs w:val="24"/>
+          <w:lang w:val="ru-RU"/>
+        </w:rPr>
+      </w:pPr>
+    </w:p>
+    <w:p>
+      <w:pPr>
+        <w:ind w:firstLine="0"/>
+        <w:jc w:val="both"/>
+        <w:rPr>
+          <w:szCs w:val="24"/>
+          <w:lang w:val="ru-RU"/>
+        </w:rPr>
+      </w:pPr>
+      <w:proofErr w:type="spellStart"/>
+      <w:r>
+        <w:rPr>
+          <w:szCs w:val="24"/>
+        </w:rPr>
+        <w:t>Mamoswine</w:t>
+      </w:r>
+      <w:proofErr w:type="spellEnd"/>
+      <w:r>
+        <w:rPr>
+          <w:szCs w:val="24"/>
+          <w:lang w:val="ru-RU"/>
+        </w:rPr>
+        <w:t xml:space="preserve"> </w:t>
+      </w:r>
+      <w:proofErr w:type="spellStart"/>
+      <w:r>
+        <w:rPr>
+          <w:szCs w:val="24"/>
+          <w:lang w:val="ru-RU"/>
+        </w:rPr>
+        <w:t>Мамосвайн</w:t>
+      </w:r>
+      <w:proofErr w:type="spellEnd"/>
+      <w:r>
+        <w:rPr>
+          <w:szCs w:val="24"/>
+          <w:lang w:val="ru-RU"/>
+        </w:rPr>
+        <w:t xml:space="preserve"> использует </w:t>
+      </w:r>
+      <w:r>
+        <w:rPr>
+          <w:szCs w:val="24"/>
+        </w:rPr>
+        <w:t>Mud</w:t>
+      </w:r>
+      <w:r>
+        <w:rPr>
+          <w:szCs w:val="24"/>
+          <w:lang w:val="ru-RU"/>
+        </w:rPr>
+        <w:t xml:space="preserve"> </w:t>
+      </w:r>
+      <w:r>
+        <w:rPr>
+          <w:szCs w:val="24"/>
+        </w:rPr>
+        <w:t>Bomb</w:t>
+      </w:r>
+      <w:r>
+        <w:rPr>
+          <w:szCs w:val="24"/>
+          <w:lang w:val="ru-RU"/>
+        </w:rPr>
+        <w:t xml:space="preserve">. </w:t>
+      </w:r>
+    </w:p>
+    <w:p>
+      <w:pPr>
+        <w:ind w:firstLine="0"/>
+        <w:jc w:val="both"/>
+        <w:rPr>
+          <w:szCs w:val="24"/>
+          <w:lang w:val="ru-RU"/>
+        </w:rPr>
+      </w:pPr>
+      <w:proofErr w:type="spellStart"/>
+      <w:r>
+        <w:rPr>
+          <w:szCs w:val="24"/>
+        </w:rPr>
+        <w:t>Passimian</w:t>
+      </w:r>
+      <w:proofErr w:type="spellEnd"/>
+      <w:r>
+        <w:rPr>
+          <w:szCs w:val="24"/>
+          <w:lang w:val="ru-RU"/>
+        </w:rPr>
+        <w:t xml:space="preserve"> </w:t>
+      </w:r>
+      <w:proofErr w:type="spellStart"/>
+      <w:r>
+        <w:rPr>
+          <w:szCs w:val="24"/>
+          <w:lang w:val="ru-RU"/>
+        </w:rPr>
+        <w:t>Пассимиан</w:t>
+      </w:r>
+      <w:proofErr w:type="spellEnd"/>
+      <w:r>
+        <w:rPr>
+          <w:szCs w:val="24"/>
+          <w:lang w:val="ru-RU"/>
+        </w:rPr>
+        <w:t xml:space="preserve"> теряет 8 здоровья.</w:t>
+      </w:r>
+    </w:p>
+    <w:p>
+      <w:pPr>
+        <w:ind w:firstLine="0"/>
+        <w:jc w:val="both"/>
+        <w:rPr>
+          <w:szCs w:val="24"/>
+          <w:lang w:val="ru-RU"/>
+        </w:rPr>
+      </w:pPr>
+    </w:p>
+    <w:p>
+      <w:pPr>
+        <w:ind w:firstLine="0"/>
+        <w:jc w:val="both"/>
+        <w:rPr>
+          <w:szCs w:val="24"/>
+          <w:lang w:val="ru-RU"/>
+        </w:rPr>
+      </w:pPr>
+      <w:proofErr w:type="spellStart"/>
+      <w:r>
+        <w:rPr>
+          <w:szCs w:val="24"/>
+        </w:rPr>
+        <w:t>Passimian</w:t>
+      </w:r>
+      <w:proofErr w:type="spellEnd"/>
+      <w:r>
+        <w:rPr>
+          <w:szCs w:val="24"/>
+          <w:lang w:val="ru-RU"/>
+        </w:rPr>
+        <w:t xml:space="preserve"> </w:t>
+      </w:r>
+      <w:proofErr w:type="spellStart"/>
+      <w:r>
+        <w:rPr>
+          <w:szCs w:val="24"/>
+          <w:lang w:val="ru-RU"/>
+        </w:rPr>
+        <w:t>Пассимиан</w:t>
+      </w:r>
+      <w:proofErr w:type="spellEnd"/>
+      <w:r>
+        <w:rPr>
+          <w:szCs w:val="24"/>
+          <w:lang w:val="ru-RU"/>
+        </w:rPr>
+        <w:t xml:space="preserve"> использует </w:t>
+      </w:r>
+      <w:r>
+        <w:rPr>
+          <w:szCs w:val="24"/>
+        </w:rPr>
+        <w:t>Vital</w:t>
+      </w:r>
+      <w:r>
+        <w:rPr>
+          <w:szCs w:val="24"/>
+          <w:lang w:val="ru-RU"/>
+        </w:rPr>
+        <w:t xml:space="preserve"> </w:t>
+      </w:r>
+      <w:r>
+        <w:rPr>
+          <w:szCs w:val="24"/>
+        </w:rPr>
+        <w:t>Throw</w:t>
+      </w:r>
+      <w:r>
+        <w:rPr>
+          <w:szCs w:val="24"/>
+          <w:lang w:val="ru-RU"/>
+        </w:rPr>
+        <w:t xml:space="preserve">. </w:t>
+      </w:r>
+    </w:p>
+    <w:p>
+      <w:pPr>
+        <w:ind w:firstLine="0"/>
+        <w:jc w:val="both"/>
+        <w:rPr>
+          <w:szCs w:val="24"/>
+          <w:lang w:val="ru-RU"/>
+        </w:rPr>
+      </w:pPr>
+      <w:proofErr w:type="spellStart"/>
+      <w:r>
+        <w:rPr>
+          <w:szCs w:val="24"/>
+        </w:rPr>
+        <w:t>Mamoswine</w:t>
+      </w:r>
+      <w:proofErr w:type="spellEnd"/>
+      <w:r>
+        <w:rPr>
+          <w:szCs w:val="24"/>
+          <w:lang w:val="ru-RU"/>
+        </w:rPr>
+        <w:t xml:space="preserve"> </w:t>
+      </w:r>
+      <w:proofErr w:type="spellStart"/>
+      <w:r>
+        <w:rPr>
+          <w:szCs w:val="24"/>
+          <w:lang w:val="ru-RU"/>
+        </w:rPr>
+        <w:t>Мамосвайн</w:t>
+      </w:r>
+      <w:proofErr w:type="spellEnd"/>
+      <w:r>
+        <w:rPr>
+          <w:szCs w:val="24"/>
+          <w:lang w:val="ru-RU"/>
+        </w:rPr>
+        <w:t xml:space="preserve"> теряет 18 здоровья.</w:t>
+      </w:r>
+    </w:p>
+    <w:p>
+      <w:pPr>
+        <w:ind w:firstLine="0"/>
+        <w:jc w:val="both"/>
+        <w:rPr>
+          <w:szCs w:val="24"/>
+          <w:lang w:val="ru-RU"/>
+        </w:rPr>
+      </w:pPr>
+      <w:proofErr w:type="spellStart"/>
+      <w:r>
+        <w:rPr>
+          <w:szCs w:val="24"/>
+        </w:rPr>
+        <w:t>Mamoswine</w:t>
+      </w:r>
+      <w:proofErr w:type="spellEnd"/>
+      <w:r>
+        <w:rPr>
+          <w:szCs w:val="24"/>
+          <w:lang w:val="ru-RU"/>
+        </w:rPr>
+        <w:t xml:space="preserve"> </w:t>
+      </w:r>
+      <w:proofErr w:type="spellStart"/>
+      <w:r>
+        <w:rPr>
+          <w:szCs w:val="24"/>
+          <w:lang w:val="ru-RU"/>
+        </w:rPr>
+        <w:t>Мамосвайн</w:t>
+      </w:r>
+      <w:proofErr w:type="spellEnd"/>
+      <w:r>
+        <w:rPr>
+          <w:szCs w:val="24"/>
+          <w:lang w:val="ru-RU"/>
+        </w:rPr>
+        <w:t xml:space="preserve"> теряет сознание.</w:t>
+      </w:r>
+    </w:p>
+    <w:p>
+      <w:pPr>
+        <w:ind w:firstLine="0"/>
+        <w:jc w:val="both"/>
+        <w:rPr>
+          <w:szCs w:val="24"/>
+          <w:lang w:val="ru-RU"/>
+        </w:rPr>
+      </w:pPr>
+      <w:r>
+        <w:rPr>
+          <w:szCs w:val="24"/>
+          <w:lang w:val="ru-RU"/>
+        </w:rPr>
+        <w:t>В команде черных не осталось покемонов.</w:t>
+      </w:r>
+    </w:p>
+    <w:p>
+      <w:pPr>
+        <w:ind w:firstLine="0"/>
+        <w:jc w:val="both"/>
+        <w:rPr>
+          <w:szCs w:val="24"/>
+          <w:lang w:val="ru-RU"/>
+        </w:rPr>
+      </w:pPr>
+      <w:r>
+        <w:rPr>
+          <w:szCs w:val="24"/>
+          <w:lang w:val="ru-RU"/>
+        </w:rPr>
+        <w:t>Команда фиолетовых побеждает в этом бою!</w:t>
+      </w:r>
+    </w:p>
+    <w:p>
+      <w:pPr>
+        <w:ind w:firstLine="0"/>
+        <w:jc w:val="both"/>
         <w:rPr>
           <w:b/>
           <w:bCs/>
           <w:sz w:val="36"/>
           <w:szCs w:val="36"/>
-          <w:lang w:val="ru-RU"/>
-        </w:rPr>
-        <w:t>Вывод</w:t>
-      </w:r>
+        </w:rPr>
+      </w:pPr>
     </w:p>
     <w:p>
       <w:pPr>
         <w:ind w:firstLine="0"/>
         <w:jc w:val="both"/>
         <w:rPr>
-          <w:szCs w:val="24"/>
-          <w:lang w:val="ru-RU"/>
-        </w:rPr>
-      </w:pPr>
-      <w:r>
-        <w:rPr>
-          <w:szCs w:val="24"/>
-          <w:lang w:val="ru-RU"/>
-        </w:rPr>
-        <w:t xml:space="preserve">В ходе выполнения лабораторной работы я освоил основные элементы языка программирования Java и его синтаксис. Я научился работать с примитивными типами данных, одномерными и двумерными массивами, циклами и условными конструкциями. Также познакомился с классом </w:t>
-      </w:r>
-      <w:proofErr w:type="spellStart"/>
-      <w:r>
-        <w:rPr>
-          <w:szCs w:val="24"/>
-          <w:lang w:val="ru-RU"/>
-        </w:rPr>
-        <w:t>Math</w:t>
-      </w:r>
-      <w:proofErr w:type="spellEnd"/>
-      <w:r>
-        <w:rPr>
-          <w:szCs w:val="24"/>
-          <w:lang w:val="ru-RU"/>
-        </w:rPr>
-        <w:t xml:space="preserve"> и его основными методами, получил практические навыки создания и компиляции консольных приложений с использованием инструментов JDK.</w:t>
+          <w:b/>
+          <w:bCs/>
+          <w:sz w:val="36"/>
+          <w:szCs w:val="36"/>
+        </w:rPr>
+      </w:pPr>
+    </w:p>
+    <w:p>
+      <w:pPr>
+        <w:ind w:firstLine="0"/>
+        <w:jc w:val="both"/>
+        <w:rPr>
+          <w:b/>
+          <w:bCs/>
+          <w:sz w:val="36"/>
+          <w:szCs w:val="36"/>
+          <w:lang w:val="ru-RU"/>
+        </w:rPr>
+      </w:pPr>
+      <w:r>
+        <w:rPr>
+          <w:b/>
+          <w:bCs/>
+          <w:sz w:val="36"/>
+          <w:szCs w:val="36"/>
+          <w:lang w:val="ru-RU"/>
+        </w:rPr>
+        <w:t>Вывод</w:t>
+      </w:r>
+    </w:p>
+    <w:p>
+      <w:pPr>
+        <w:ind w:firstLine="0"/>
+        <w:jc w:val="both"/>
+        <w:rPr>
+          <w:szCs w:val="24"/>
+          <w:lang w:val="ru-RU"/>
+        </w:rPr>
+      </w:pPr>
+      <w:r>
+        <w:rPr>
+          <w:szCs w:val="24"/>
+          <w:lang w:val="ru-RU"/>
+        </w:rPr>
+        <w:t>Во время выполнения данной лабораторной работы я изучил основные принципы объектно-ориентированного программирования, научился применять наследование, полиморфизм и инкапсуляцию на практике, создавать классы и объекты, подключать внешние библиотеки в Java-проект и работать с готовыми программными компонентами.</w:t>
       </w:r>
     </w:p>
     <w:sectPr>
-      <w:footerReference w:type="default" r:id="rId10"/>
+      <w:footerReference w:type="default" r:id="rId11"/>
       <w:pgSz w:w="11906" w:h="16838"/>
       <w:pgMar w:top="1134" w:right="850" w:bottom="1134" w:left="1701" w:header="720" w:footer="567" w:gutter="0"/>
       <w:cols w:space="720"/>
@@ -14158,6 +14678,18 @@
       <w:u w:val="single"/>
     </w:rPr>
   </w:style>
+  <w:style w:type="character" w:styleId="aff9">
+    <w:name w:val="Unresolved Mention"/>
+    <w:basedOn w:val="a2"/>
+    <w:uiPriority w:val="99"/>
+    <w:semiHidden/>
+    <w:unhideWhenUsed/>
+    <w:rsid w:val="009563AF"/>
+    <w:rPr>
+      <w:color w:val="605E5C"/>
+      <w:shd w:val="clear" w:color="auto" w:fill="E1DFDD"/>
+    </w:rPr>
+  </w:style>
 </w:styles>
 </file>
 
